--- a/projects/valuepickr-open-screen/docs/Vaibhav Global Ltd.docx
+++ b/projects/valuepickr-open-screen/docs/Vaibhav Global Ltd.docx
@@ -32,7 +32,7 @@
           <w:sz w:val="22"/>
           <w:szCs w:val="22"/>
         </w:rPr>
-        <w:t xml:space="preserve">Vertically-integrated TV/digital jewellery retailer showing real operating leverage, with a live, unresolved bull/bear debate as of today</w:t>
+        <w:t xml:space="preserve">Vertically-integrated TV/digital value jewellery &amp; lifestyle e-tailer (US/UK/Germany) with a real, structural operating-leverage story - FY26 EBITDA +26% / margin +140bps on just +9.2% revenue - but ~9-11% revenue growth and a bounded margin ceiling make this a quality-value re-rating idea, not a return-magnitude thesis</w:t>
       </w:r>
     </w:p>
     <w:p>
@@ -49,7 +49,7 @@
         <w:spacing w:after="120"/>
       </w:pPr>
       <w:r>
-        <w:t xml:space="preserve">Vaibhav Global sources and sells jewellery and lifestyle products via TV shopping and digital channels in the US, UK, and Germany, targeting middle-aged and older demographics with a vertically integrated (Zara-like) supply chain and 60%+ gross margins.</w:t>
+        <w:t xml:space="preserve">Vaibhav Global sources and sells jewellery and lifestyle products via TV shopping and owned digital channels in the US (Shop LC), UK (TJC) and Germany, targeting middle-aged and older demographics with a vertically-integrated (Jaipur-based) supply chain and 60%+ gross margins. In-house brands are ~57% of B2C sales (target 60%+ by FY27), digital is ~44-45% of B2C (target 50% by end-FY27), and lab-grown diamonds have reached ~13% of retail revenue. Net-cash, ~24% ROCE.</w:t>
       </w:r>
     </w:p>
     <w:p>
@@ -99,7 +99,7 @@
           </w:tcPr>
           <w:p>
             <w:r>
-              <w:t xml:space="preserve">Rs 3,750 Cr</w:t>
+              <w:t xml:space="preserve">~Rs 3,750 Cr; ~14x FY26 P/E, ~11x forward, ~8.7x EV/EBITDA, net cash Rs 296 Cr</w:t>
             </w:r>
           </w:p>
         </w:tc>
@@ -116,7 +116,7 @@
                 <w:b/>
                 <w:bCs/>
               </w:rPr>
-              <w:t xml:space="preserve">ROE</w:t>
+              <w:t xml:space="preserve">ROCE / ROE</w:t>
             </w:r>
           </w:p>
         </w:tc>
@@ -126,7 +126,7 @@
           </w:tcPr>
           <w:p>
             <w:r>
-              <w:t xml:space="preserve">Low, 13.7% over last 3 years</w:t>
+              <w:t xml:space="preserve">ROCE ~24% (FY26), ROE ~15-18% - ROCE recovered sharply from mid-teens</w:t>
             </w:r>
           </w:p>
         </w:tc>
@@ -143,6 +143,87 @@
                 <w:b/>
                 <w:bCs/>
               </w:rPr>
+              <w:t xml:space="preserve">FY26 result</w:t>
+            </w:r>
+          </w:p>
+        </w:tc>
+        <w:tc>
+          <w:tcPr>
+            <w:tcW w:type="dxa" w:w="5800"/>
+          </w:tcPr>
+          <w:p>
+            <w:r>
+              <w:t xml:space="preserve">Revenue Rs 3,692 Cr (+9.2% YoY), EBITDA Rs 399 Cr (+26%, margin 10.8% / +140bps), PAT Rs 266 Cr (+73.8%)</w:t>
+            </w:r>
+          </w:p>
+        </w:tc>
+      </w:tr>
+      <w:tr>
+        <w:tc>
+          <w:tcPr>
+            <w:tcW w:type="dxa" w:w="3200"/>
+            <w:shd w:fill="F2F2F2" w:val="clear"/>
+          </w:tcPr>
+          <w:p>
+            <w:r>
+              <w:rPr>
+                <w:b/>
+                <w:bCs/>
+              </w:rPr>
+              <w:t xml:space="preserve">Q1 FY27 result</w:t>
+            </w:r>
+          </w:p>
+        </w:tc>
+        <w:tc>
+          <w:tcPr>
+            <w:tcW w:type="dxa" w:w="5800"/>
+          </w:tcPr>
+          <w:p>
+            <w:r>
+              <w:t xml:space="preserve">Revenue Rs 917 Cr (+12.7% YoY, ~3% currency + tariff-refund noise), EBITDA Rs 102 Cr (+37%, 11% margin), PAT Rs 56 Cr (+50%); digital +21%, TV +9%</w:t>
+            </w:r>
+          </w:p>
+        </w:tc>
+      </w:tr>
+      <w:tr>
+        <w:tc>
+          <w:tcPr>
+            <w:tcW w:type="dxa" w:w="3200"/>
+            <w:shd w:fill="F2F2F2" w:val="clear"/>
+          </w:tcPr>
+          <w:p>
+            <w:r>
+              <w:rPr>
+                <w:b/>
+                <w:bCs/>
+              </w:rPr>
+              <w:t xml:space="preserve">FY27 guidance</w:t>
+            </w:r>
+          </w:p>
+        </w:tc>
+        <w:tc>
+          <w:tcPr>
+            <w:tcW w:type="dxa" w:w="5800"/>
+          </w:tcPr>
+          <w:p>
+            <w:r>
+              <w:t xml:space="preserve">Revenue +9-11% reported (~6-8% constant currency); EBITDA margin +50-100bps from the 10.8% FY26 base</w:t>
+            </w:r>
+          </w:p>
+        </w:tc>
+      </w:tr>
+      <w:tr>
+        <w:tc>
+          <w:tcPr>
+            <w:tcW w:type="dxa" w:w="3200"/>
+            <w:shd w:fill="F2F2F2" w:val="clear"/>
+          </w:tcPr>
+          <w:p>
+            <w:r>
+              <w:rPr>
+                <w:b/>
+                <w:bCs/>
+              </w:rPr>
               <w:t xml:space="preserve">Revenue growth</w:t>
             </w:r>
           </w:p>
@@ -153,7 +234,7 @@
           </w:tcPr>
           <w:p>
             <w:r>
-              <w:t xml:space="preserve">Poor 7.77% over 5 years, but recent quarter +12.7% YoY (Rs 917.1 Cr)</w:t>
+              <w:t xml:space="preserve">5yr avg ~7.8%/yr; ~9% CAGR vs industry median ~3.8% - a steady mid-single/low-double-digit grower, not a compounder</w:t>
             </w:r>
           </w:p>
         </w:tc>
@@ -170,7 +251,7 @@
                 <w:b/>
                 <w:bCs/>
               </w:rPr>
-              <w:t xml:space="preserve">Revenue CAGR</w:t>
+              <w:t xml:space="preserve">52-week range</w:t>
             </w:r>
           </w:p>
         </w:tc>
@@ -180,33 +261,6 @@
           </w:tcPr>
           <w:p>
             <w:r>
-              <w:t xml:space="preserve">9.36% vs industry median 3.81%</w:t>
-            </w:r>
-          </w:p>
-        </w:tc>
-      </w:tr>
-      <w:tr>
-        <w:tc>
-          <w:tcPr>
-            <w:tcW w:type="dxa" w:w="3200"/>
-            <w:shd w:fill="F2F2F2" w:val="clear"/>
-          </w:tcPr>
-          <w:p>
-            <w:r>
-              <w:rPr>
-                <w:b/>
-                <w:bCs/>
-              </w:rPr>
-              <w:t xml:space="preserve">52-week range</w:t>
-            </w:r>
-          </w:p>
-        </w:tc>
-        <w:tc>
-          <w:tcPr>
-            <w:tcW w:type="dxa" w:w="5800"/>
-          </w:tcPr>
-          <w:p>
-            <w:r>
               <w:t xml:space="preserve">Rs 174.13 - 293.25</w:t>
             </w:r>
           </w:p>
@@ -223,7 +277,7 @@
         <w:spacing w:after="120"/>
       </w:pPr>
       <w:r>
-        <w:t xml:space="preserve">A real recent-quarter inflection (+12.7% YoY in the June quarter) against a weaker trailing 5-year average (7.77%) — this is a small/mid-cap consumer-discretionary name where the recent trend is more representative of current business momentum than the multi-year drag from earlier COVID-era and macro-driven weakness.</w:t>
+        <w:t xml:space="preserve">The operating-leverage thesis is now confirmed as real and structural, not an easy-comp artefact: FY26 revenue rose only 9.2% but EBITDA grew 26% and margin expanded 140bps to 10.8%, and Q1 FY27 continued it (EBITDA +37%, margin 11%, PAT +50%). The drivers are structural - in-house brand mix (~57% of B2C), digital channel shift with a lower platform cost base after the Shopify enterprise migration, lab-grown diamond penetration (~13% of retail), and cost discipline. The July 2025 tax tribunal ruling deleted ~Rs 150 Cr of demands, removing a contingent-liability overhang. The company is net-cash (Rs 296 Cr), earns ~24% ROCE and pays consistent dividends. What the deep read makes clear, though, is the ceiling: revenue grows only ~9-11% (FY27 guidance), TV shopping is a mature/declining Western format (Q1 FY27 TV revenue was still +9%, so not yet declining, but the terminal-value question is real), and operating leverage from a 10.8% EBITDA margin toward a historical 12-14% has a finite runway. This is a quality-value / re-rating idea, not a 10x.</w:t>
       </w:r>
     </w:p>
     <w:p>
@@ -232,7 +286,7 @@
         <w:spacing w:after="120" w:before="280"/>
       </w:pPr>
       <w:r>
-        <w:t xml:space="preserve">Technical Read (Weekly / Monthly MACD + Bollinger Bands, or RSI/CCI/Williams %R proxy)</w:t>
+        <w:t xml:space="preserve">Deep-Dive: Primary Documents (Annual Reports, Quarterly Results, Exchange Filings)</w:t>
       </w:r>
     </w:p>
     <w:p>
@@ -240,7 +294,470 @@
         <w:spacing w:after="120"/>
       </w:pPr>
       <w:r>
-        <w:t xml:space="preserve">Not independently pulled this pass.</w:t>
+        <w:rPr>
+          <w:i/>
+          <w:iCs/>
+          <w:color w:val="666666"/>
+          <w:sz w:val="18"/>
+          <w:szCs w:val="18"/>
+        </w:rPr>
+        <w:t xml:space="preserve">Pass 1 — 2026-09-07. Built from the company's own filings (3 years of annual reports, ~4 quarters of results/concalls, and 6 months of BSE/NSE announcements), read via the web — a deeper layer than the forum-sentiment read below.</w:t>
+      </w:r>
+    </w:p>
+    <w:p>
+      <w:pPr>
+        <w:spacing w:after="120"/>
+      </w:pPr>
+      <w:r>
+        <w:rPr>
+          <w:b/>
+          <w:bCs/>
+          <w:sz w:val="20"/>
+          <w:szCs w:val="20"/>
+        </w:rPr>
+        <w:t xml:space="preserve">Sources reviewed this pass:</w:t>
+      </w:r>
+    </w:p>
+    <w:p>
+      <w:pPr>
+        <w:pStyle w:val="ListParagraph"/>
+        <w:numPr>
+          <w:ilvl w:val="0"/>
+          <w:numId w:val="1"/>
+        </w:numPr>
+        <w:spacing w:after="60"/>
+      </w:pPr>
+      <w:r>
+        <w:t xml:space="preserve">FY26 (year ended Mar 2026) results + concall - revenue Rs 3,692 Cr (+9.2%), EBITDA Rs 399 Cr (+26%, 10.8% margin, +140bps), PAT Rs 266 Cr (+73.8%), net cash Rs 296 Cr, ROCE 24%; FY27 guidance (revenue +9-11%, margin +50-100bps)</w:t>
+      </w:r>
+    </w:p>
+    <w:p>
+      <w:pPr>
+        <w:pStyle w:val="ListParagraph"/>
+        <w:numPr>
+          <w:ilvl w:val="0"/>
+          <w:numId w:val="1"/>
+        </w:numPr>
+        <w:spacing w:after="60"/>
+      </w:pPr>
+      <w:r>
+        <w:t xml:space="preserve">Q1 FY27 results + concall - revenue Rs 917 Cr (+12.7%), EBITDA Rs 102 Cr (+37%, 11% margin), PAT Rs 56 Cr (+50%); digital +21% to Rs 398 Cr, TV +9% to Rs 484 Cr; in-house brands ~57%, lab-grown diamonds ~13% of retail; Shopify enterprise migration completed; interim dividend Rs 1.5/sh</w:t>
+      </w:r>
+    </w:p>
+    <w:p>
+      <w:pPr>
+        <w:pStyle w:val="ListParagraph"/>
+        <w:numPr>
+          <w:ilvl w:val="0"/>
+          <w:numId w:val="1"/>
+        </w:numPr>
+        <w:spacing w:after="60"/>
+      </w:pPr>
+      <w:r>
+        <w:t xml:space="preserve">BSE / corporate - July 2025 ITAT ruling deleting ~Rs 150.66 Cr of tax demands</w:t>
+      </w:r>
+    </w:p>
+    <w:p>
+      <w:pPr>
+        <w:spacing w:after="120"/>
+      </w:pPr>
+      <w:r>
+        <w:rPr>
+          <w:b/>
+          <w:bCs/>
+          <w:sz w:val="20"/>
+          <w:szCs w:val="20"/>
+        </w:rPr>
+        <w:t xml:space="preserve">Annual-report findings (3-year view):</w:t>
+      </w:r>
+    </w:p>
+    <w:p>
+      <w:pPr>
+        <w:pStyle w:val="ListParagraph"/>
+        <w:numPr>
+          <w:ilvl w:val="0"/>
+          <w:numId w:val="1"/>
+        </w:numPr>
+        <w:spacing w:after="60"/>
+      </w:pPr>
+      <w:r>
+        <w:t xml:space="preserve">FY26 revenue Rs 3,692 Cr (+9.2% YoY) - growth remains structurally mid-single/low-double digit</w:t>
+      </w:r>
+    </w:p>
+    <w:p>
+      <w:pPr>
+        <w:pStyle w:val="ListParagraph"/>
+        <w:numPr>
+          <w:ilvl w:val="0"/>
+          <w:numId w:val="1"/>
+        </w:numPr>
+        <w:spacing w:after="60"/>
+      </w:pPr>
+      <w:r>
+        <w:t xml:space="preserve">The margin story is real: FY26 EBITDA +26% to Rs 399 Cr, margin +140bps to 10.8%; PAT +73.8% to Rs 266 Cr (part easy comp, but EBITDA growth is not)</w:t>
+      </w:r>
+    </w:p>
+    <w:p>
+      <w:pPr>
+        <w:pStyle w:val="ListParagraph"/>
+        <w:numPr>
+          <w:ilvl w:val="0"/>
+          <w:numId w:val="1"/>
+        </w:numPr>
+        <w:spacing w:after="60"/>
+      </w:pPr>
+      <w:r>
+        <w:t xml:space="preserve">Balance sheet clean and strong: net cash Rs 296 Cr, ROCE ~24% (recovered from mid-teens), consistent dividends</w:t>
+      </w:r>
+    </w:p>
+    <w:p>
+      <w:pPr>
+        <w:pStyle w:val="ListParagraph"/>
+        <w:numPr>
+          <w:ilvl w:val="0"/>
+          <w:numId w:val="1"/>
+        </w:numPr>
+        <w:spacing w:after="60"/>
+      </w:pPr>
+      <w:r>
+        <w:t xml:space="preserve">Structural margin drivers named by management: in-house brands ~57% of B2C (target 60%+ FY27), digital mix (target 50% of B2C by end-FY27), lab-grown diamonds ~13% of retail, Shopify migration lowering long-term platform cost</w:t>
+      </w:r>
+    </w:p>
+    <w:p>
+      <w:pPr>
+        <w:pStyle w:val="ListParagraph"/>
+        <w:numPr>
+          <w:ilvl w:val="0"/>
+          <w:numId w:val="1"/>
+        </w:numPr>
+        <w:spacing w:after="60"/>
+      </w:pPr>
+      <w:r>
+        <w:t xml:space="preserve">July 2025 ITAT ruling removed ~Rs 150 Cr of contingent tax liability - a genuine overhang cleared</w:t>
+      </w:r>
+    </w:p>
+    <w:p>
+      <w:pPr>
+        <w:spacing w:after="120"/>
+      </w:pPr>
+      <w:r>
+        <w:rPr>
+          <w:b/>
+          <w:bCs/>
+          <w:sz w:val="20"/>
+          <w:szCs w:val="20"/>
+        </w:rPr>
+        <w:t xml:space="preserve">Quarterly trend (last ~4 quarters + concall commentary):</w:t>
+      </w:r>
+    </w:p>
+    <w:p>
+      <w:pPr>
+        <w:pStyle w:val="ListParagraph"/>
+        <w:numPr>
+          <w:ilvl w:val="0"/>
+          <w:numId w:val="1"/>
+        </w:numPr>
+        <w:spacing w:after="60"/>
+      </w:pPr>
+      <w:r>
+        <w:t xml:space="preserve">FY26 full year: revenue +9.2%, EBITDA +26%, PAT +73.8%</w:t>
+      </w:r>
+    </w:p>
+    <w:p>
+      <w:pPr>
+        <w:pStyle w:val="ListParagraph"/>
+        <w:numPr>
+          <w:ilvl w:val="0"/>
+          <w:numId w:val="1"/>
+        </w:numPr>
+        <w:spacing w:after="60"/>
+      </w:pPr>
+      <w:r>
+        <w:t xml:space="preserve">Q1 FY27: revenue Rs 917 Cr (+12.7% reported, ~3% currency + tariff-refund noise, underlying ~7-9%), EBITDA Rs 102 Cr (+37%, 11% margin), PAT Rs 56 Cr (+50%)</w:t>
+      </w:r>
+    </w:p>
+    <w:p>
+      <w:pPr>
+        <w:pStyle w:val="ListParagraph"/>
+        <w:numPr>
+          <w:ilvl w:val="0"/>
+          <w:numId w:val="1"/>
+        </w:numPr>
+        <w:spacing w:after="60"/>
+      </w:pPr>
+      <w:r>
+        <w:t xml:space="preserve">Channel mix Q1 FY27: digital Rs 398 Cr (+21%), TV Rs 484 Cr (+9%) - TV still growing, not yet in decline</w:t>
+      </w:r>
+    </w:p>
+    <w:p>
+      <w:pPr>
+        <w:pStyle w:val="ListParagraph"/>
+        <w:numPr>
+          <w:ilvl w:val="0"/>
+          <w:numId w:val="1"/>
+        </w:numPr>
+        <w:spacing w:after="60"/>
+      </w:pPr>
+      <w:r>
+        <w:t xml:space="preserve">Concall tone: confident on margin trajectory (reiterated FY27 +50-100bps guide), Shopify migration complete, in-house brand and lab-grown diamond penetration rising</w:t>
+      </w:r>
+    </w:p>
+    <w:p>
+      <w:pPr>
+        <w:pStyle w:val="ListParagraph"/>
+        <w:numPr>
+          <w:ilvl w:val="0"/>
+          <w:numId w:val="1"/>
+        </w:numPr>
+        <w:spacing w:after="60"/>
+      </w:pPr>
+      <w:r>
+        <w:t xml:space="preserve">Market reaction: stock fell ~7% on the print despite the strong numbers</w:t>
+      </w:r>
+    </w:p>
+    <w:p>
+      <w:pPr>
+        <w:spacing w:after="120"/>
+      </w:pPr>
+      <w:r>
+        <w:rPr>
+          <w:b/>
+          <w:bCs/>
+          <w:sz w:val="20"/>
+          <w:szCs w:val="20"/>
+        </w:rPr>
+        <w:t xml:space="preserve">Exchange announcements (last 6 months):</w:t>
+      </w:r>
+    </w:p>
+    <w:p>
+      <w:pPr>
+        <w:pStyle w:val="ListParagraph"/>
+        <w:numPr>
+          <w:ilvl w:val="0"/>
+          <w:numId w:val="1"/>
+        </w:numPr>
+        <w:spacing w:after="60"/>
+      </w:pPr>
+      <w:r>
+        <w:t xml:space="preserve">Jul 2025 - ITAT ruling deleting ~Rs 150.66 Cr of tax demands</w:t>
+      </w:r>
+    </w:p>
+    <w:p>
+      <w:pPr>
+        <w:pStyle w:val="ListParagraph"/>
+        <w:numPr>
+          <w:ilvl w:val="0"/>
+          <w:numId w:val="1"/>
+        </w:numPr>
+        <w:spacing w:after="60"/>
+      </w:pPr>
+      <w:r>
+        <w:t xml:space="preserve">Q1 FY27 - Shopify enterprise migration of all key e-commerce platforms completed</w:t>
+      </w:r>
+    </w:p>
+    <w:p>
+      <w:pPr>
+        <w:pStyle w:val="ListParagraph"/>
+        <w:numPr>
+          <w:ilvl w:val="0"/>
+          <w:numId w:val="1"/>
+        </w:numPr>
+        <w:spacing w:after="60"/>
+      </w:pPr>
+      <w:r>
+        <w:t xml:space="preserve">Q1 FY27 - interim dividend Rs 1.5/share for FY27</w:t>
+      </w:r>
+    </w:p>
+    <w:p>
+      <w:pPr>
+        <w:pStyle w:val="ListParagraph"/>
+        <w:numPr>
+          <w:ilvl w:val="0"/>
+          <w:numId w:val="1"/>
+        </w:numPr>
+        <w:spacing w:after="60"/>
+      </w:pPr>
+      <w:r>
+        <w:t xml:space="preserve">FY27 guidance reiterated: revenue +9-11%, EBITDA margin +50-100bps</w:t>
+      </w:r>
+    </w:p>
+    <w:p>
+      <w:pPr>
+        <w:pStyle w:val="ListParagraph"/>
+        <w:numPr>
+          <w:ilvl w:val="0"/>
+          <w:numId w:val="1"/>
+        </w:numPr>
+        <w:spacing w:after="60"/>
+      </w:pPr>
+      <w:r>
+        <w:t xml:space="preserve">No SEBI action, no auditor/board change, no pledge</w:t>
+      </w:r>
+    </w:p>
+    <w:p>
+      <w:pPr>
+        <w:spacing w:after="120"/>
+      </w:pPr>
+      <w:r>
+        <w:rPr>
+          <w:b/>
+          <w:bCs/>
+          <w:sz w:val="20"/>
+          <w:szCs w:val="20"/>
+        </w:rPr>
+        <w:t xml:space="preserve">Key new facts vs. the prior write-up:</w:t>
+      </w:r>
+    </w:p>
+    <w:p>
+      <w:pPr>
+        <w:pStyle w:val="ListParagraph"/>
+        <w:numPr>
+          <w:ilvl w:val="0"/>
+          <w:numId w:val="1"/>
+        </w:numPr>
+        <w:spacing w:after="60"/>
+      </w:pPr>
+      <w:r>
+        <w:t xml:space="preserve">Operating-leverage thesis confirmed structural over FY25 -&gt; FY26 -&gt; Q1 FY27 (margin +140bps FY26, EBITDA +37% Q1 FY27) - answers Simrat's 'easy comp' pushback</w:t>
+      </w:r>
+    </w:p>
+    <w:p>
+      <w:pPr>
+        <w:pStyle w:val="ListParagraph"/>
+        <w:numPr>
+          <w:ilvl w:val="0"/>
+          <w:numId w:val="1"/>
+        </w:numPr>
+        <w:spacing w:after="60"/>
+      </w:pPr>
+      <w:r>
+        <w:t xml:space="preserve">Revenue growth is capped at ~9-11% (FY27 guidance) - no growth inflection; the +12.7% Q1 print is guidance-consistent, partly currency/tariff noise</w:t>
+      </w:r>
+    </w:p>
+    <w:p>
+      <w:pPr>
+        <w:pStyle w:val="ListParagraph"/>
+        <w:numPr>
+          <w:ilvl w:val="0"/>
+          <w:numId w:val="1"/>
+        </w:numPr>
+        <w:spacing w:after="60"/>
+      </w:pPr>
+      <w:r>
+        <w:t xml:space="preserve">TV revenue was still +9% in Q1 FY27 - the 'TV declining' bear premise is not yet visible in the numbers</w:t>
+      </w:r>
+    </w:p>
+    <w:p>
+      <w:pPr>
+        <w:pStyle w:val="ListParagraph"/>
+        <w:numPr>
+          <w:ilvl w:val="0"/>
+          <w:numId w:val="1"/>
+        </w:numPr>
+        <w:spacing w:after="60"/>
+      </w:pPr>
+      <w:r>
+        <w:t xml:space="preserve">Net cash Rs 296 Cr, ROCE ~24%, ~11x forward P/E - cheap for the quality; market fell 7% on a +50% PAT quarter</w:t>
+      </w:r>
+    </w:p>
+    <w:p>
+      <w:pPr>
+        <w:pStyle w:val="ListParagraph"/>
+        <w:numPr>
+          <w:ilvl w:val="0"/>
+          <w:numId w:val="1"/>
+        </w:numPr>
+        <w:spacing w:after="60"/>
+      </w:pPr>
+      <w:r>
+        <w:t xml:space="preserve">thesis_fit corrected 10x-in-2-3-years -&gt; neither: four_box drops to 2.5 on tam (no return-magnitude headroom at ~9% growth)</w:t>
+      </w:r>
+    </w:p>
+    <w:p>
+      <w:pPr>
+        <w:spacing w:after="120"/>
+      </w:pPr>
+      <w:r>
+        <w:rPr>
+          <w:b/>
+          <w:bCs/>
+          <w:sz w:val="20"/>
+          <w:szCs w:val="20"/>
+        </w:rPr>
+        <w:t xml:space="preserve">Open questions / what to watch:</w:t>
+      </w:r>
+    </w:p>
+    <w:p>
+      <w:pPr>
+        <w:pStyle w:val="ListParagraph"/>
+        <w:numPr>
+          <w:ilvl w:val="0"/>
+          <w:numId w:val="1"/>
+        </w:numPr>
+        <w:spacing w:after="60"/>
+      </w:pPr>
+      <w:r>
+        <w:t xml:space="preserve">Can owned-digital growth outrun TV-channel maturity before rising customer-acquisition costs erode the margin story?</w:t>
+      </w:r>
+    </w:p>
+    <w:p>
+      <w:pPr>
+        <w:pStyle w:val="ListParagraph"/>
+        <w:numPr>
+          <w:ilvl w:val="0"/>
+          <w:numId w:val="1"/>
+        </w:numPr>
+        <w:spacing w:after="60"/>
+      </w:pPr>
+      <w:r>
+        <w:t xml:space="preserve">How much further can EBITDA margin expand - is 12-14% (historical peak) the ceiling, or is there a structurally higher level?</w:t>
+      </w:r>
+    </w:p>
+    <w:p>
+      <w:pPr>
+        <w:pStyle w:val="ListParagraph"/>
+        <w:numPr>
+          <w:ilvl w:val="0"/>
+          <w:numId w:val="1"/>
+        </w:numPr>
+        <w:spacing w:after="60"/>
+      </w:pPr>
+      <w:r>
+        <w:t xml:space="preserve">Why does the market persistently discount the operating leverage (7% drop on a +50% PAT quarter)?</w:t>
+      </w:r>
+    </w:p>
+    <w:p>
+      <w:pPr>
+        <w:pStyle w:val="ListParagraph"/>
+        <w:numPr>
+          <w:ilvl w:val="0"/>
+          <w:numId w:val="1"/>
+        </w:numPr>
+        <w:spacing w:after="60"/>
+      </w:pPr>
+      <w:r>
+        <w:t xml:space="preserve">Is constant-currency revenue growth (~6-8%) enough to sustain PAT growth once the margin runway narrows?</w:t>
+      </w:r>
+    </w:p>
+    <w:p>
+      <w:pPr>
+        <w:spacing w:after="120" w:before="120"/>
+      </w:pPr>
+      <w:r>
+        <w:rPr>
+          <w:b/>
+          <w:bCs/>
+          <w:sz w:val="20"/>
+          <w:szCs w:val="20"/>
+        </w:rPr>
+        <w:t xml:space="preserve">Conviction impact: </w:t>
+      </w:r>
+      <w:r>
+        <w:rPr>
+          <w:sz w:val="20"/>
+          <w:szCs w:val="20"/>
+        </w:rPr>
+        <w:t xml:space="preserve">Medium -&gt; Medium. FY26 (revenue +9.2%, EBITDA +26% to 10.8% margin / +140bps, PAT +73.8%) and Q1 FY27 (EBITDA +37%, PAT +50%, digital +21%) confirm the operating-leverage thesis is real and structural, and the July 2025 tax tribunal win cleared a ~Rs 150 Cr overhang. But the deep read also establishes this is a ~9-11% revenue grower with a bounded margin ceiling: four_box falls to 2.5 and thesis_fit is corrected from '10x-in-2-3-years' to 'neither'. It remains a genuine quality-value / re-rating idea (net cash, 24% ROCE, ~11x forward), so conviction holds at Medium rather than dropping.</w:t>
       </w:r>
     </w:p>
     <w:p>
@@ -249,7 +766,7 @@
         <w:spacing w:after="120" w:before="280"/>
       </w:pPr>
       <w:r>
-        <w:t xml:space="preserve">ValuePickr Community Signal</w:t>
+        <w:t xml:space="preserve">Guidance &amp; Expectation Gap</w:t>
       </w:r>
     </w:p>
     <w:p>
@@ -257,7 +774,14 @@
         <w:spacing w:after="120"/>
       </w:pPr>
       <w:r>
-        <w:t xml:space="preserve">Read the most recent 50 of 520 posts (2024-2026, single batch — the thread's own most recent posts are from today, 2026-08-24, capturing a live and current debate, so no further escalation was needed). Sentiment has moved through several phases: revenue-growth skepticism (mid-2024), a real operating-leverage story building through late 2024/early 2025 as margins expanded faster than sales, a guidance downgrade (Jan 2025, from 14-17% to 12% FY25 growth citing weak UK/Europe consumer sentiment), a favorable tax tribunal ruling (July 2025, ~Rs 150 Cr in demands deleted), and — as of today — a fresh, explicitly unresolved bull/bear exchange.</w:t>
+        <w:rPr>
+          <w:i/>
+          <w:iCs/>
+          <w:color w:val="666666"/>
+          <w:sz w:val="18"/>
+          <w:szCs w:val="18"/>
+        </w:rPr>
+        <w:t xml:space="preserve">Management guidance decoded into commitments, graded on the expectation → action → operational → commercial → financial ladder, then compared to what the current price appears to assume. Method: playbook/guidance-and-expectation-gap.md.</w:t>
       </w:r>
     </w:p>
     <w:p>
@@ -271,14 +795,1161 @@
           <w:sz w:val="20"/>
           <w:szCs w:val="20"/>
         </w:rPr>
-        <w:t xml:space="preserve">High-conviction call from a top contributor: </w:t>
-      </w:r>
-      <w:r>
-        <w:rPr>
-          <w:sz w:val="20"/>
-          <w:szCs w:val="20"/>
-        </w:rPr>
-        <w:t xml:space="preserve">nirvana_laha (non-trusted but the most engaged and highest-loved poster in this window, 32-36 loves across several posts) built a detailed operating-leverage thesis: sustained double-digit PAT growth on modest revenue growth via cost discipline, estimating a plausible ~Rs 8,000 Cr market cap if FY25 PAT assumptions hold. Simrat (trusted) pushed back in Jan 2025 that the PAT growth was partly an easy year-over-year comp, not yet proof of a sustained margin structure. hnk_so (trusted) flagged a known institutional investor (Nalanda India Fund) reducing its stake as the likely driver of a price correction (Dec 2024). Most notably, today (2026-08-24) two non-trusted users posted a fresh, directly opposing pair of posts: Shivansh_Bansal made a bull case (13-17x earnings, revenue at an all-time high, operating profit growing faster than sales), immediately countered by Dhiren_Barvadiya's bear case (declining TV-sales terminal value, rising digital customer-acquisition costs, growth roughly flat once currency/tariff-refund noise is excluded).</w:t>
+        <w:t xml:space="preserve">Commitment ladder (most-proven first):</w:t>
+      </w:r>
+    </w:p>
+    <w:tbl>
+      <w:tblPr>
+        <w:tblW w:type="dxa" w:w="9000"/>
+        <w:tblBorders>
+          <w:top w:val="single" w:color="auto" w:sz="4"/>
+          <w:left w:val="single" w:color="auto" w:sz="4"/>
+          <w:bottom w:val="single" w:color="auto" w:sz="4"/>
+          <w:right w:val="single" w:color="auto" w:sz="4"/>
+          <w:insideH w:val="single" w:color="auto" w:sz="4"/>
+          <w:insideV w:val="single" w:color="auto" w:sz="4"/>
+        </w:tblBorders>
+      </w:tblPr>
+      <w:tblGrid>
+        <w:gridCol w:w="1100"/>
+        <w:gridCol w:w="2600"/>
+        <w:gridCol w:w="2400"/>
+        <w:gridCol w:w="900"/>
+        <w:gridCol w:w="1200"/>
+        <w:gridCol w:w="800"/>
+      </w:tblGrid>
+      <w:tr>
+        <w:trPr>
+          <w:tblHeader/>
+        </w:trPr>
+        <w:tc>
+          <w:tcPr>
+            <w:tcW w:type="dxa" w:w="1100"/>
+            <w:shd w:fill="F2F2F2" w:val="clear"/>
+          </w:tcPr>
+          <w:p>
+            <w:r>
+              <w:rPr>
+                <w:b/>
+                <w:bCs/>
+                <w:sz w:val="18"/>
+                <w:szCs w:val="18"/>
+              </w:rPr>
+              <w:t xml:space="preserve">Area</w:t>
+            </w:r>
+          </w:p>
+        </w:tc>
+        <w:tc>
+          <w:tcPr>
+            <w:tcW w:type="dxa" w:w="2600"/>
+            <w:shd w:fill="F2F2F2" w:val="clear"/>
+          </w:tcPr>
+          <w:p>
+            <w:r>
+              <w:rPr>
+                <w:b/>
+                <w:bCs/>
+                <w:sz w:val="18"/>
+                <w:szCs w:val="18"/>
+              </w:rPr>
+              <w:t xml:space="preserve">Commitment</w:t>
+            </w:r>
+          </w:p>
+        </w:tc>
+        <w:tc>
+          <w:tcPr>
+            <w:tcW w:type="dxa" w:w="2400"/>
+            <w:shd w:fill="F2F2F2" w:val="clear"/>
+          </w:tcPr>
+          <w:p>
+            <w:r>
+              <w:rPr>
+                <w:b/>
+                <w:bCs/>
+                <w:sz w:val="18"/>
+                <w:szCs w:val="18"/>
+              </w:rPr>
+              <w:t xml:space="preserve">Specifics</w:t>
+            </w:r>
+          </w:p>
+        </w:tc>
+        <w:tc>
+          <w:tcPr>
+            <w:tcW w:type="dxa" w:w="900"/>
+            <w:shd w:fill="F2F2F2" w:val="clear"/>
+          </w:tcPr>
+          <w:p>
+            <w:r>
+              <w:rPr>
+                <w:b/>
+                <w:bCs/>
+                <w:sz w:val="18"/>
+                <w:szCs w:val="18"/>
+              </w:rPr>
+              <w:t xml:space="preserve">By when</w:t>
+            </w:r>
+          </w:p>
+        </w:tc>
+        <w:tc>
+          <w:tcPr>
+            <w:tcW w:type="dxa" w:w="1200"/>
+            <w:shd w:fill="F2F2F2" w:val="clear"/>
+          </w:tcPr>
+          <w:p>
+            <w:r>
+              <w:rPr>
+                <w:b/>
+                <w:bCs/>
+                <w:sz w:val="18"/>
+                <w:szCs w:val="18"/>
+              </w:rPr>
+              <w:t xml:space="preserve">Stage</w:t>
+            </w:r>
+          </w:p>
+        </w:tc>
+        <w:tc>
+          <w:tcPr>
+            <w:tcW w:type="dxa" w:w="800"/>
+            <w:shd w:fill="F2F2F2" w:val="clear"/>
+          </w:tcPr>
+          <w:p>
+            <w:r>
+              <w:rPr>
+                <w:b/>
+                <w:bCs/>
+                <w:sz w:val="18"/>
+                <w:szCs w:val="18"/>
+              </w:rPr>
+              <w:t xml:space="preserve">Thesis-critical</w:t>
+            </w:r>
+          </w:p>
+        </w:tc>
+      </w:tr>
+      <w:tr>
+        <w:tc>
+          <w:tcPr>
+            <w:tcW w:type="dxa" w:w="1100"/>
+          </w:tcPr>
+          <w:p>
+            <w:r>
+              <w:rPr>
+                <w:b w:val="false"/>
+                <w:bCs w:val="false"/>
+                <w:sz w:val="18"/>
+                <w:szCs w:val="18"/>
+              </w:rPr>
+              <w:t xml:space="preserve">strategy</w:t>
+            </w:r>
+          </w:p>
+        </w:tc>
+        <w:tc>
+          <w:tcPr>
+            <w:tcW w:type="dxa" w:w="2600"/>
+          </w:tcPr>
+          <w:p>
+            <w:r>
+              <w:rPr>
+                <w:b w:val="false"/>
+                <w:bCs w:val="false"/>
+                <w:sz w:val="18"/>
+                <w:szCs w:val="18"/>
+              </w:rPr>
+              <w:t xml:space="preserve">Digital to reach 50% of B2C sales by end-FY27 (from ~44-45%)</w:t>
+            </w:r>
+          </w:p>
+        </w:tc>
+        <w:tc>
+          <w:tcPr>
+            <w:tcW w:type="dxa" w:w="2400"/>
+          </w:tcPr>
+          <w:p>
+            <w:r>
+              <w:rPr>
+                <w:b w:val="false"/>
+                <w:bCs w:val="false"/>
+                <w:sz w:val="18"/>
+                <w:szCs w:val="18"/>
+              </w:rPr>
+              <w:t xml:space="preserve">Shopify enterprise migration completed Q1 FY27</w:t>
+            </w:r>
+          </w:p>
+        </w:tc>
+        <w:tc>
+          <w:tcPr>
+            <w:tcW w:type="dxa" w:w="900"/>
+          </w:tcPr>
+          <w:p>
+            <w:r>
+              <w:rPr>
+                <w:b w:val="false"/>
+                <w:bCs w:val="false"/>
+                <w:sz w:val="18"/>
+                <w:szCs w:val="18"/>
+              </w:rPr>
+              <w:t xml:space="preserve">FY27</w:t>
+            </w:r>
+          </w:p>
+        </w:tc>
+        <w:tc>
+          <w:tcPr>
+            <w:tcW w:type="dxa" w:w="1200"/>
+          </w:tcPr>
+          <w:p>
+            <w:r>
+              <w:rPr>
+                <w:b w:val="false"/>
+                <w:bCs w:val="false"/>
+                <w:sz w:val="18"/>
+                <w:szCs w:val="18"/>
+              </w:rPr>
+              <w:t xml:space="preserve">operational</w:t>
+            </w:r>
+          </w:p>
+        </w:tc>
+        <w:tc>
+          <w:tcPr>
+            <w:tcW w:type="dxa" w:w="800"/>
+          </w:tcPr>
+          <w:p>
+            <w:r>
+              <w:rPr>
+                <w:b w:val="false"/>
+                <w:bCs w:val="false"/>
+                <w:sz w:val="18"/>
+                <w:szCs w:val="18"/>
+              </w:rPr>
+              <w:t xml:space="preserve">yes</w:t>
+            </w:r>
+          </w:p>
+        </w:tc>
+      </w:tr>
+      <w:tr>
+        <w:tc>
+          <w:tcPr>
+            <w:tcW w:type="dxa" w:w="1100"/>
+          </w:tcPr>
+          <w:p>
+            <w:r>
+              <w:rPr>
+                <w:b w:val="false"/>
+                <w:bCs w:val="false"/>
+                <w:sz w:val="18"/>
+                <w:szCs w:val="18"/>
+              </w:rPr>
+              <w:t xml:space="preserve">margin</w:t>
+            </w:r>
+          </w:p>
+        </w:tc>
+        <w:tc>
+          <w:tcPr>
+            <w:tcW w:type="dxa" w:w="2600"/>
+          </w:tcPr>
+          <w:p>
+            <w:r>
+              <w:rPr>
+                <w:b w:val="false"/>
+                <w:bCs w:val="false"/>
+                <w:sz w:val="18"/>
+                <w:szCs w:val="18"/>
+              </w:rPr>
+              <w:t xml:space="preserve">EBITDA margin to expand 50-100bps from the FY26 base</w:t>
+            </w:r>
+          </w:p>
+        </w:tc>
+        <w:tc>
+          <w:tcPr>
+            <w:tcW w:type="dxa" w:w="2400"/>
+          </w:tcPr>
+          <w:p>
+            <w:r>
+              <w:rPr>
+                <w:b w:val="false"/>
+                <w:bCs w:val="false"/>
+                <w:sz w:val="18"/>
+                <w:szCs w:val="18"/>
+              </w:rPr>
+              <w:t xml:space="preserve">FY26 base 10.8%; FY27 target ~11.3-11.8%</w:t>
+            </w:r>
+          </w:p>
+        </w:tc>
+        <w:tc>
+          <w:tcPr>
+            <w:tcW w:type="dxa" w:w="900"/>
+          </w:tcPr>
+          <w:p>
+            <w:r>
+              <w:rPr>
+                <w:b w:val="false"/>
+                <w:bCs w:val="false"/>
+                <w:sz w:val="18"/>
+                <w:szCs w:val="18"/>
+              </w:rPr>
+              <w:t xml:space="preserve">FY27</w:t>
+            </w:r>
+          </w:p>
+        </w:tc>
+        <w:tc>
+          <w:tcPr>
+            <w:tcW w:type="dxa" w:w="1200"/>
+          </w:tcPr>
+          <w:p>
+            <w:r>
+              <w:rPr>
+                <w:b w:val="false"/>
+                <w:bCs w:val="false"/>
+                <w:sz w:val="18"/>
+                <w:szCs w:val="18"/>
+              </w:rPr>
+              <w:t xml:space="preserve">expectation</w:t>
+            </w:r>
+          </w:p>
+        </w:tc>
+        <w:tc>
+          <w:tcPr>
+            <w:tcW w:type="dxa" w:w="800"/>
+          </w:tcPr>
+          <w:p>
+            <w:r>
+              <w:rPr>
+                <w:b w:val="false"/>
+                <w:bCs w:val="false"/>
+                <w:sz w:val="18"/>
+                <w:szCs w:val="18"/>
+              </w:rPr>
+              <w:t xml:space="preserve">yes</w:t>
+            </w:r>
+          </w:p>
+        </w:tc>
+      </w:tr>
+      <w:tr>
+        <w:tc>
+          <w:tcPr>
+            <w:tcW w:type="dxa" w:w="1100"/>
+          </w:tcPr>
+          <w:p>
+            <w:r>
+              <w:rPr>
+                <w:b w:val="false"/>
+                <w:bCs w:val="false"/>
+                <w:sz w:val="18"/>
+                <w:szCs w:val="18"/>
+              </w:rPr>
+              <w:t xml:space="preserve">growth</w:t>
+            </w:r>
+          </w:p>
+        </w:tc>
+        <w:tc>
+          <w:tcPr>
+            <w:tcW w:type="dxa" w:w="2600"/>
+          </w:tcPr>
+          <w:p>
+            <w:r>
+              <w:rPr>
+                <w:b w:val="false"/>
+                <w:bCs w:val="false"/>
+                <w:sz w:val="18"/>
+                <w:szCs w:val="18"/>
+              </w:rPr>
+              <w:t xml:space="preserve">Revenue growth of 9-11% reported in FY27</w:t>
+            </w:r>
+          </w:p>
+        </w:tc>
+        <w:tc>
+          <w:tcPr>
+            <w:tcW w:type="dxa" w:w="2400"/>
+          </w:tcPr>
+          <w:p>
+            <w:r>
+              <w:rPr>
+                <w:b w:val="false"/>
+                <w:bCs w:val="false"/>
+                <w:sz w:val="18"/>
+                <w:szCs w:val="18"/>
+              </w:rPr>
+              <w:t xml:space="preserve">assumes ~3% currency depreciation; ~6-8% constant currency</w:t>
+            </w:r>
+          </w:p>
+        </w:tc>
+        <w:tc>
+          <w:tcPr>
+            <w:tcW w:type="dxa" w:w="900"/>
+          </w:tcPr>
+          <w:p>
+            <w:r>
+              <w:rPr>
+                <w:b w:val="false"/>
+                <w:bCs w:val="false"/>
+                <w:sz w:val="18"/>
+                <w:szCs w:val="18"/>
+              </w:rPr>
+              <w:t xml:space="preserve">FY27</w:t>
+            </w:r>
+          </w:p>
+        </w:tc>
+        <w:tc>
+          <w:tcPr>
+            <w:tcW w:type="dxa" w:w="1200"/>
+          </w:tcPr>
+          <w:p>
+            <w:r>
+              <w:rPr>
+                <w:b w:val="false"/>
+                <w:bCs w:val="false"/>
+                <w:sz w:val="18"/>
+                <w:szCs w:val="18"/>
+              </w:rPr>
+              <w:t xml:space="preserve">expectation</w:t>
+            </w:r>
+          </w:p>
+        </w:tc>
+        <w:tc>
+          <w:tcPr>
+            <w:tcW w:type="dxa" w:w="800"/>
+          </w:tcPr>
+          <w:p>
+            <w:r>
+              <w:rPr>
+                <w:b w:val="false"/>
+                <w:bCs w:val="false"/>
+                <w:sz w:val="18"/>
+                <w:szCs w:val="18"/>
+              </w:rPr>
+              <w:t xml:space="preserve">yes</w:t>
+            </w:r>
+          </w:p>
+        </w:tc>
+      </w:tr>
+      <w:tr>
+        <w:tc>
+          <w:tcPr>
+            <w:tcW w:type="dxa" w:w="1100"/>
+          </w:tcPr>
+          <w:p>
+            <w:r>
+              <w:rPr>
+                <w:b w:val="false"/>
+                <w:bCs w:val="false"/>
+                <w:sz w:val="18"/>
+                <w:szCs w:val="18"/>
+              </w:rPr>
+              <w:t xml:space="preserve">new_business</w:t>
+            </w:r>
+          </w:p>
+        </w:tc>
+        <w:tc>
+          <w:tcPr>
+            <w:tcW w:type="dxa" w:w="2600"/>
+          </w:tcPr>
+          <w:p>
+            <w:r>
+              <w:rPr>
+                <w:b w:val="false"/>
+                <w:bCs w:val="false"/>
+                <w:sz w:val="18"/>
+                <w:szCs w:val="18"/>
+              </w:rPr>
+              <w:t xml:space="preserve">Lab-grown diamonds scaling (now ~13% of retail revenue)</w:t>
+            </w:r>
+          </w:p>
+        </w:tc>
+        <w:tc>
+          <w:tcPr>
+            <w:tcW w:type="dxa" w:w="2400"/>
+          </w:tcPr>
+          <w:p>
+            <w:r>
+              <w:rPr>
+                <w:b w:val="false"/>
+                <w:bCs w:val="false"/>
+                <w:sz w:val="18"/>
+                <w:szCs w:val="18"/>
+              </w:rPr>
+              <w:t xml:space="preserve">margin-accretive category expansion</w:t>
+            </w:r>
+          </w:p>
+        </w:tc>
+        <w:tc>
+          <w:tcPr>
+            <w:tcW w:type="dxa" w:w="900"/>
+          </w:tcPr>
+          <w:p>
+            <w:r>
+              <w:rPr>
+                <w:b w:val="false"/>
+                <w:bCs w:val="false"/>
+                <w:sz w:val="18"/>
+                <w:szCs w:val="18"/>
+              </w:rPr>
+              <w:t xml:space="preserve">beyond</w:t>
+            </w:r>
+          </w:p>
+        </w:tc>
+        <w:tc>
+          <w:tcPr>
+            <w:tcW w:type="dxa" w:w="1200"/>
+          </w:tcPr>
+          <w:p>
+            <w:r>
+              <w:rPr>
+                <w:b w:val="false"/>
+                <w:bCs w:val="false"/>
+                <w:sz w:val="18"/>
+                <w:szCs w:val="18"/>
+              </w:rPr>
+              <w:t xml:space="preserve">commercial</w:t>
+            </w:r>
+          </w:p>
+        </w:tc>
+        <w:tc>
+          <w:tcPr>
+            <w:tcW w:type="dxa" w:w="800"/>
+          </w:tcPr>
+          <w:p>
+            <w:r>
+              <w:rPr>
+                <w:b w:val="false"/>
+                <w:bCs w:val="false"/>
+                <w:sz w:val="18"/>
+                <w:szCs w:val="18"/>
+              </w:rPr>
+              <w:t xml:space="preserve"/>
+            </w:r>
+          </w:p>
+        </w:tc>
+      </w:tr>
+      <w:tr>
+        <w:tc>
+          <w:tcPr>
+            <w:tcW w:type="dxa" w:w="1100"/>
+          </w:tcPr>
+          <w:p>
+            <w:r>
+              <w:rPr>
+                <w:b w:val="false"/>
+                <w:bCs w:val="false"/>
+                <w:sz w:val="18"/>
+                <w:szCs w:val="18"/>
+              </w:rPr>
+              <w:t xml:space="preserve">strategy</w:t>
+            </w:r>
+          </w:p>
+        </w:tc>
+        <w:tc>
+          <w:tcPr>
+            <w:tcW w:type="dxa" w:w="2600"/>
+          </w:tcPr>
+          <w:p>
+            <w:r>
+              <w:rPr>
+                <w:b w:val="false"/>
+                <w:bCs w:val="false"/>
+                <w:sz w:val="18"/>
+                <w:szCs w:val="18"/>
+              </w:rPr>
+              <w:t xml:space="preserve">In-house brands to 60%+ of B2C revenue by FY27 (from ~57%)</w:t>
+            </w:r>
+          </w:p>
+        </w:tc>
+        <w:tc>
+          <w:tcPr>
+            <w:tcW w:type="dxa" w:w="2400"/>
+          </w:tcPr>
+          <w:p>
+            <w:r>
+              <w:rPr>
+                <w:b w:val="false"/>
+                <w:bCs w:val="false"/>
+                <w:sz w:val="18"/>
+                <w:szCs w:val="18"/>
+              </w:rPr>
+              <w:t xml:space="preserve">supports gross margin and customer lifetime value</w:t>
+            </w:r>
+          </w:p>
+        </w:tc>
+        <w:tc>
+          <w:tcPr>
+            <w:tcW w:type="dxa" w:w="900"/>
+          </w:tcPr>
+          <w:p>
+            <w:r>
+              <w:rPr>
+                <w:b w:val="false"/>
+                <w:bCs w:val="false"/>
+                <w:sz w:val="18"/>
+                <w:szCs w:val="18"/>
+              </w:rPr>
+              <w:t xml:space="preserve">FY27</w:t>
+            </w:r>
+          </w:p>
+        </w:tc>
+        <w:tc>
+          <w:tcPr>
+            <w:tcW w:type="dxa" w:w="1200"/>
+          </w:tcPr>
+          <w:p>
+            <w:r>
+              <w:rPr>
+                <w:b w:val="false"/>
+                <w:bCs w:val="false"/>
+                <w:sz w:val="18"/>
+                <w:szCs w:val="18"/>
+              </w:rPr>
+              <w:t xml:space="preserve">operational</w:t>
+            </w:r>
+          </w:p>
+        </w:tc>
+        <w:tc>
+          <w:tcPr>
+            <w:tcW w:type="dxa" w:w="800"/>
+          </w:tcPr>
+          <w:p>
+            <w:r>
+              <w:rPr>
+                <w:b w:val="false"/>
+                <w:bCs w:val="false"/>
+                <w:sz w:val="18"/>
+                <w:szCs w:val="18"/>
+              </w:rPr>
+              <w:t xml:space="preserve"/>
+            </w:r>
+          </w:p>
+        </w:tc>
+      </w:tr>
+    </w:tbl>
+    <w:p>
+      <w:pPr>
+        <w:spacing w:after="60" w:before="120"/>
+      </w:pPr>
+      <w:r>
+        <w:rPr>
+          <w:b/>
+          <w:bCs/>
+          <w:sz w:val="20"/>
+          <w:szCs w:val="20"/>
+        </w:rPr>
+        <w:t xml:space="preserve">Earnings chain: </w:t>
+      </w:r>
+      <w:r>
+        <w:rPr>
+          <w:b w:val="false"/>
+          <w:bCs w:val="false"/>
+          <w:sz w:val="20"/>
+          <w:szCs w:val="20"/>
+        </w:rPr>
+        <w:t xml:space="preserve">modest revenue growth (~9-11%)</w:t>
+      </w:r>
+      <w:r>
+        <w:rPr>
+          <w:color w:val="666666"/>
+          <w:sz w:val="20"/>
+          <w:szCs w:val="20"/>
+        </w:rPr>
+        <w:t xml:space="preserve"> → </w:t>
+      </w:r>
+      <w:r>
+        <w:rPr>
+          <w:b w:val="false"/>
+          <w:bCs w:val="false"/>
+          <w:sz w:val="20"/>
+          <w:szCs w:val="20"/>
+        </w:rPr>
+        <w:t xml:space="preserve">mix shift (in-house brands ~57%, digital, lab-grown diamonds 13%)</w:t>
+      </w:r>
+      <w:r>
+        <w:rPr>
+          <w:color w:val="666666"/>
+          <w:sz w:val="20"/>
+          <w:szCs w:val="20"/>
+        </w:rPr>
+        <w:t xml:space="preserve"> → </w:t>
+      </w:r>
+      <w:r>
+        <w:rPr>
+          <w:b w:val="false"/>
+          <w:bCs w:val="false"/>
+          <w:sz w:val="20"/>
+          <w:szCs w:val="20"/>
+        </w:rPr>
+        <w:t xml:space="preserve">gross margin (60%+) held/improved</w:t>
+      </w:r>
+      <w:r>
+        <w:rPr>
+          <w:color w:val="666666"/>
+          <w:sz w:val="20"/>
+          <w:szCs w:val="20"/>
+        </w:rPr>
+        <w:t xml:space="preserve"> → </w:t>
+      </w:r>
+      <w:r>
+        <w:rPr>
+          <w:b w:val="false"/>
+          <w:bCs w:val="false"/>
+          <w:sz w:val="20"/>
+          <w:szCs w:val="20"/>
+        </w:rPr>
+        <w:t xml:space="preserve">operating cost discipline + lower platform cost (Shopify)</w:t>
+      </w:r>
+      <w:r>
+        <w:rPr>
+          <w:color w:val="666666"/>
+          <w:sz w:val="20"/>
+          <w:szCs w:val="20"/>
+        </w:rPr>
+        <w:t xml:space="preserve"> → </w:t>
+      </w:r>
+      <w:r>
+        <w:rPr>
+          <w:b w:val="false"/>
+          <w:bCs w:val="false"/>
+          <w:sz w:val="20"/>
+          <w:szCs w:val="20"/>
+        </w:rPr>
+        <w:t xml:space="preserve">operating leverage</w:t>
+      </w:r>
+      <w:r>
+        <w:rPr>
+          <w:color w:val="666666"/>
+          <w:sz w:val="20"/>
+          <w:szCs w:val="20"/>
+        </w:rPr>
+        <w:t xml:space="preserve"> → </w:t>
+      </w:r>
+      <w:r>
+        <w:rPr>
+          <w:b w:val="false"/>
+          <w:bCs w:val="false"/>
+          <w:sz w:val="20"/>
+          <w:szCs w:val="20"/>
+        </w:rPr>
+        <w:t xml:space="preserve">EBITDA margin expansion (10.8% -&gt; 12%+)</w:t>
+      </w:r>
+      <w:r>
+        <w:rPr>
+          <w:color w:val="666666"/>
+          <w:sz w:val="20"/>
+          <w:szCs w:val="20"/>
+        </w:rPr>
+        <w:t xml:space="preserve"> → </w:t>
+      </w:r>
+      <w:r>
+        <w:rPr>
+          <w:b w:val="false"/>
+          <w:bCs w:val="false"/>
+          <w:sz w:val="20"/>
+          <w:szCs w:val="20"/>
+        </w:rPr>
+        <w:t xml:space="preserve">PAT growth</w:t>
+      </w:r>
+    </w:p>
+    <w:p>
+      <w:pPr>
+        <w:spacing w:after="120"/>
+      </w:pPr>
+      <w:r>
+        <w:rPr>
+          <w:color w:val="666666"/>
+          <w:sz w:val="18"/>
+          <w:szCs w:val="18"/>
+        </w:rPr>
+        <w:t xml:space="preserve">Bottleneck link: revenue growth rate (~9-11%) - operating leverage cannot run indefinitely on a low-growth top line.</w:t>
+      </w:r>
+    </w:p>
+    <w:p>
+      <w:pPr>
+        <w:spacing w:after="120"/>
+      </w:pPr>
+      <w:r>
+        <w:rPr>
+          <w:color w:val="666666"/>
+          <w:sz w:val="18"/>
+          <w:szCs w:val="18"/>
+        </w:rPr>
+        <w:t xml:space="preserve">Operating leverage: yes - FY26 EBITDA +26% and Q1 FY27 EBITDA +37% on ~9-13% revenue growth; margin +140bps in FY26</w:t>
+      </w:r>
+    </w:p>
+    <w:p>
+      <w:pPr>
+        <w:spacing w:after="120"/>
+      </w:pPr>
+      <w:r>
+        <w:rPr>
+          <w:color w:val="666666"/>
+          <w:sz w:val="18"/>
+          <w:szCs w:val="18"/>
+        </w:rPr>
+        <w:t xml:space="preserve">Evidenced: modest revenue growth (~9-11%); mix shift (in-house brands ~57%, digital, lab-grown diamonds 13%); gross margin (60%+) held/improved; operating cost discipline + lower platform cost (Shopify); operating leverage; EBITDA margin expansion (10.8% -&gt; 12%+). Still assumed: margin expansion continuing materially beyond the FY27 +50-100bps guide.</w:t>
+      </w:r>
+    </w:p>
+    <w:p>
+      <w:pPr>
+        <w:spacing w:after="120"/>
+      </w:pPr>
+      <w:r>
+        <w:rPr>
+          <w:b/>
+          <w:bCs/>
+          <w:sz w:val="20"/>
+          <w:szCs w:val="20"/>
+        </w:rPr>
+        <w:t xml:space="preserve">Market expectation vs. our path:</w:t>
+      </w:r>
+    </w:p>
+    <w:tbl>
+      <w:tblPr>
+        <w:tblW w:type="dxa" w:w="9000"/>
+        <w:tblBorders>
+          <w:top w:val="single" w:color="auto" w:sz="4"/>
+          <w:left w:val="single" w:color="auto" w:sz="4"/>
+          <w:bottom w:val="single" w:color="auto" w:sz="4"/>
+          <w:right w:val="single" w:color="auto" w:sz="4"/>
+          <w:insideH w:val="single" w:color="auto" w:sz="4"/>
+          <w:insideV w:val="single" w:color="auto" w:sz="4"/>
+        </w:tblBorders>
+      </w:tblPr>
+      <w:tblGrid>
+        <w:gridCol w:w="3200"/>
+        <w:gridCol w:w="5800"/>
+      </w:tblGrid>
+      <w:tr>
+        <w:tc>
+          <w:tcPr>
+            <w:tcW w:type="dxa" w:w="3200"/>
+            <w:shd w:fill="F2F2F2" w:val="clear"/>
+          </w:tcPr>
+          <w:p>
+            <w:r>
+              <w:rPr>
+                <w:b/>
+                <w:bCs/>
+              </w:rPr>
+              <w:t xml:space="preserve">As of</w:t>
+            </w:r>
+          </w:p>
+        </w:tc>
+        <w:tc>
+          <w:tcPr>
+            <w:tcW w:type="dxa" w:w="5800"/>
+          </w:tcPr>
+          <w:p>
+            <w:r>
+              <w:t xml:space="preserve">2026-09-07</w:t>
+            </w:r>
+          </w:p>
+        </w:tc>
+      </w:tr>
+      <w:tr>
+        <w:tc>
+          <w:tcPr>
+            <w:tcW w:type="dxa" w:w="3200"/>
+            <w:shd w:fill="F2F2F2" w:val="clear"/>
+          </w:tcPr>
+          <w:p>
+            <w:r>
+              <w:rPr>
+                <w:b/>
+                <w:bCs/>
+              </w:rPr>
+              <w:t xml:space="preserve">Price / multiple</w:t>
+            </w:r>
+          </w:p>
+        </w:tc>
+        <w:tc>
+          <w:tcPr>
+            <w:tcW w:type="dxa" w:w="5800"/>
+          </w:tcPr>
+          <w:p>
+            <w:r>
+              <w:t xml:space="preserve">14x P/E · 8.7x EV/EBITDA</w:t>
+            </w:r>
+          </w:p>
+        </w:tc>
+      </w:tr>
+      <w:tr>
+        <w:tc>
+          <w:tcPr>
+            <w:tcW w:type="dxa" w:w="3200"/>
+            <w:shd w:fill="F2F2F2" w:val="clear"/>
+          </w:tcPr>
+          <w:p>
+            <w:r>
+              <w:rPr>
+                <w:b/>
+                <w:bCs/>
+              </w:rPr>
+              <w:t xml:space="preserve">Right valuation lens</w:t>
+            </w:r>
+          </w:p>
+        </w:tc>
+        <w:tc>
+          <w:tcPr>
+            <w:tcW w:type="dxa" w:w="5800"/>
+          </w:tcPr>
+          <w:p>
+            <w:r>
+              <w:t xml:space="preserve">P/E</w:t>
+            </w:r>
+          </w:p>
+        </w:tc>
+      </w:tr>
+      <w:tr>
+        <w:tc>
+          <w:tcPr>
+            <w:tcW w:type="dxa" w:w="3200"/>
+            <w:shd w:fill="F2F2F2" w:val="clear"/>
+          </w:tcPr>
+          <w:p>
+            <w:r>
+              <w:rPr>
+                <w:b/>
+                <w:bCs/>
+              </w:rPr>
+              <w:t xml:space="preserve">Price implies</w:t>
+            </w:r>
+          </w:p>
+        </w:tc>
+        <w:tc>
+          <w:tcPr>
+            <w:tcW w:type="dxa" w:w="5800"/>
+          </w:tcPr>
+          <w:p>
+            <w:r>
+              <w:t xml:space="preserve">~14x trailing / ~11x forward with net cash and 24% ROCE prices in only mid-single-digit EPS growth; a 16-18x exit (a quality-value re-rating) would need ~12-15% EPS CAGR FY26-28, achievable via the margin-expansion guide even on ~9% revenue growth</w:t>
+            </w:r>
+          </w:p>
+        </w:tc>
+      </w:tr>
+      <w:tr>
+        <w:tc>
+          <w:tcPr>
+            <w:tcW w:type="dxa" w:w="3200"/>
+            <w:shd w:fill="F2F2F2" w:val="clear"/>
+          </w:tcPr>
+          <w:p>
+            <w:r>
+              <w:rPr>
+                <w:b/>
+                <w:bCs/>
+              </w:rPr>
+              <w:t xml:space="preserve">Our FY27</w:t>
+            </w:r>
+          </w:p>
+        </w:tc>
+        <w:tc>
+          <w:tcPr>
+            <w:tcW w:type="dxa" w:w="5800"/>
+          </w:tcPr>
+          <w:p>
+            <w:r>
+              <w:t xml:space="preserve">revenue ~Rs 4,050-4,100 Cr (+9-11%), EBITDA margin ~11.5-12%, PAT ~Rs 320-360 Cr</w:t>
+            </w:r>
+          </w:p>
+        </w:tc>
+      </w:tr>
+      <w:tr>
+        <w:tc>
+          <w:tcPr>
+            <w:tcW w:type="dxa" w:w="3200"/>
+            <w:shd w:fill="F2F2F2" w:val="clear"/>
+          </w:tcPr>
+          <w:p>
+            <w:r>
+              <w:rPr>
+                <w:b/>
+                <w:bCs/>
+              </w:rPr>
+              <w:t xml:space="preserve">Our FY28</w:t>
+            </w:r>
+          </w:p>
+        </w:tc>
+        <w:tc>
+          <w:tcPr>
+            <w:tcW w:type="dxa" w:w="5800"/>
+          </w:tcPr>
+          <w:p>
+            <w:r>
+              <w:t xml:space="preserve">revenue ~Rs 4,450 Cr, EBITDA margin ~12-12.5%, PAT ~Rs 380-420 Cr</w:t>
+            </w:r>
+          </w:p>
+        </w:tc>
+      </w:tr>
+      <w:tr>
+        <w:tc>
+          <w:tcPr>
+            <w:tcW w:type="dxa" w:w="3200"/>
+            <w:shd w:fill="F2F2F2" w:val="clear"/>
+          </w:tcPr>
+          <w:p>
+            <w:r>
+              <w:rPr>
+                <w:b/>
+                <w:bCs/>
+              </w:rPr>
+              <w:t xml:space="preserve">Gap direction</w:t>
+            </w:r>
+          </w:p>
+        </w:tc>
+        <w:tc>
+          <w:tcPr>
+            <w:tcW w:type="dxa" w:w="5800"/>
+          </w:tcPr>
+          <w:p>
+            <w:r>
+              <w:t xml:space="preserve">underestimated</w:t>
+            </w:r>
+          </w:p>
+        </w:tc>
+      </w:tr>
+      <w:tr>
+        <w:tc>
+          <w:tcPr>
+            <w:tcW w:type="dxa" w:w="3200"/>
+            <w:shd w:fill="F2F2F2" w:val="clear"/>
+          </w:tcPr>
+          <w:p>
+            <w:r>
+              <w:rPr>
+                <w:b/>
+                <w:bCs/>
+              </w:rPr>
+              <w:t xml:space="preserve">Gap type</w:t>
+            </w:r>
+          </w:p>
+        </w:tc>
+        <w:tc>
+          <w:tcPr>
+            <w:tcW w:type="dxa" w:w="5800"/>
+          </w:tcPr>
+          <w:p>
+            <w:r>
+              <w:t xml:space="preserve">margin</w:t>
+            </w:r>
+          </w:p>
+        </w:tc>
+      </w:tr>
+      <w:tr>
+        <w:tc>
+          <w:tcPr>
+            <w:tcW w:type="dxa" w:w="3200"/>
+            <w:shd w:fill="F2F2F2" w:val="clear"/>
+          </w:tcPr>
+          <w:p>
+            <w:r>
+              <w:rPr>
+                <w:b/>
+                <w:bCs/>
+              </w:rPr>
+              <w:t xml:space="preserve">Gap magnitude</w:t>
+            </w:r>
+          </w:p>
+        </w:tc>
+        <w:tc>
+          <w:tcPr>
+            <w:tcW w:type="dxa" w:w="5800"/>
+          </w:tcPr>
+          <w:p>
+            <w:r>
+              <w:t xml:space="preserve">30% (our FY28 PAT vs implied)</w:t>
+            </w:r>
+          </w:p>
+        </w:tc>
+      </w:tr>
+      <w:tr>
+        <w:tc>
+          <w:tcPr>
+            <w:tcW w:type="dxa" w:w="3200"/>
+            <w:shd w:fill="F2F2F2" w:val="clear"/>
+          </w:tcPr>
+          <w:p>
+            <w:r>
+              <w:rPr>
+                <w:b/>
+                <w:bCs/>
+              </w:rPr>
+              <w:t xml:space="preserve">Gap basis</w:t>
+            </w:r>
+          </w:p>
+        </w:tc>
+        <w:tc>
+          <w:tcPr>
+            <w:tcW w:type="dxa" w:w="5800"/>
+          </w:tcPr>
+          <w:p>
+            <w:r>
+              <w:t xml:space="preserve">market prices in mid-single-digit EPS growth and keeps selling the stock on strong prints (7% drop on Q1 FY27's +50% PAT); FY26 (+140bps margin, EBITDA +26%) and Q1 FY27 (EBITDA +37%) show the operating leverage is structural, worth ~30% more FY28 PAT than the ~11x forward multiple implies - but the gap is bounded by ~9% revenue growth and a finite margin runway, so this is a re-rating not a magnitude thesis</w:t>
+            </w:r>
+          </w:p>
+        </w:tc>
+      </w:tr>
+      <w:tr>
+        <w:tc>
+          <w:tcPr>
+            <w:tcW w:type="dxa" w:w="3200"/>
+            <w:shd w:fill="F2F2F2" w:val="clear"/>
+          </w:tcPr>
+          <w:p>
+            <w:r>
+              <w:rPr>
+                <w:b/>
+                <w:bCs/>
+              </w:rPr>
+              <w:t xml:space="preserve">Evidence quality</w:t>
+            </w:r>
+          </w:p>
+        </w:tc>
+        <w:tc>
+          <w:tcPr>
+            <w:tcW w:type="dxa" w:w="5800"/>
+          </w:tcPr>
+          <w:p>
+            <w:r>
+              <w:t xml:space="preserve">moderate</w:t>
+            </w:r>
+          </w:p>
+        </w:tc>
+      </w:tr>
+    </w:tbl>
+    <w:p>
+      <w:pPr>
+        <w:spacing w:after="120"/>
+      </w:pPr>
+      <w:r>
+        <w:rPr>
+          <w:i/>
+          <w:iCs/>
+          <w:color w:val="666666"/>
+          <w:sz w:val="16"/>
+          <w:szCs w:val="16"/>
+        </w:rPr>
+        <w:t xml:space="preserve">some broker coverage exists; implied path here is a reverse-P/E estimate + management FY27 guidance + screener.in forward figures + VP thread view</w:t>
+      </w:r>
+    </w:p>
+    <w:p>
+      <w:pPr>
+        <w:spacing w:after="120" w:before="120"/>
+      </w:pPr>
+      <w:r>
+        <w:rPr>
+          <w:b/>
+          <w:bCs/>
+          <w:sz w:val="20"/>
+          <w:szCs w:val="20"/>
+        </w:rPr>
+        <w:t xml:space="preserve">Catalyst: </w:t>
+      </w:r>
+      <w:r>
+        <w:rPr>
+          <w:sz w:val="20"/>
+          <w:szCs w:val="20"/>
+        </w:rPr>
+        <w:t xml:space="preserve">H2 FY27 prints (Nov 2026 / Feb 2027) showing EBITDA margin sustaining toward 12%+ and digital mix crossing 50% of B2C</w:t>
+      </w:r>
+      <w:r>
+        <w:rPr>
+          <w:color w:val="666666"/>
+          <w:sz w:val="18"/>
+          <w:szCs w:val="18"/>
+        </w:rPr>
+        <w:t xml:space="preserve"> (window ~5M from 2026-09-07; undated; evidence med; pending)</w:t>
       </w:r>
     </w:p>
     <w:p>
@@ -287,7 +1958,7 @@
         <w:spacing w:after="120" w:before="280"/>
       </w:pPr>
       <w:r>
-        <w:t xml:space="preserve">BSE Corporate Actions / Other Red Flags</w:t>
+        <w:t xml:space="preserve">Ishmohit-Lens Checks (value chain · earnings quality · growth trajectory · management · quality metrics · track record · global-signal check)</w:t>
       </w:r>
     </w:p>
     <w:p>
@@ -295,7 +1966,719 @@
         <w:spacing w:after="120"/>
       </w:pPr>
       <w:r>
-        <w:t xml:space="preserve">July 2025: Income Tax Appellate Tribunal ruled in the company's favor, deleting ~Rs 150.66 Cr (Rs 91.81 Cr + Rs 58.85 Cr across two assessment years) of previously raised tax demands — a real, favorable, dated resolution.</w:t>
+        <w:rPr>
+          <w:i/>
+          <w:iCs/>
+          <w:color w:val="666666"/>
+          <w:sz w:val="18"/>
+          <w:szCs w:val="18"/>
+        </w:rPr>
+        <w:t xml:space="preserve">Extra checks drawn from @ishmohit1 / SOIC methodology (playbook/ishmohit-soic-style.md): where the company sits in its value chain and what the supply side is doing, whether a margin/PAT inflection is structural or a cyclical peak, the rate-of-change of growth vs. what the multiple demands, and management quality as a positive attribute.</w:t>
+      </w:r>
+    </w:p>
+    <w:p>
+      <w:pPr>
+        <w:spacing w:after="120"/>
+      </w:pPr>
+      <w:r>
+        <w:rPr>
+          <w:b/>
+          <w:bCs/>
+          <w:sz w:val="20"/>
+          <w:szCs w:val="20"/>
+        </w:rPr>
+        <w:t xml:space="preserve">Value chain &amp; supply side:</w:t>
+      </w:r>
+    </w:p>
+    <w:tbl>
+      <w:tblPr>
+        <w:tblW w:type="dxa" w:w="9000"/>
+        <w:tblBorders>
+          <w:top w:val="single" w:color="auto" w:sz="4"/>
+          <w:left w:val="single" w:color="auto" w:sz="4"/>
+          <w:bottom w:val="single" w:color="auto" w:sz="4"/>
+          <w:right w:val="single" w:color="auto" w:sz="4"/>
+          <w:insideH w:val="single" w:color="auto" w:sz="4"/>
+          <w:insideV w:val="single" w:color="auto" w:sz="4"/>
+        </w:tblBorders>
+      </w:tblPr>
+      <w:tblGrid>
+        <w:gridCol w:w="3200"/>
+        <w:gridCol w:w="5800"/>
+      </w:tblGrid>
+      <w:tr>
+        <w:tc>
+          <w:tcPr>
+            <w:tcW w:type="dxa" w:w="3200"/>
+            <w:shd w:fill="F2F2F2" w:val="clear"/>
+          </w:tcPr>
+          <w:p>
+            <w:r>
+              <w:rPr>
+                <w:b/>
+                <w:bCs/>
+              </w:rPr>
+              <w:t xml:space="preserve">Theme</w:t>
+            </w:r>
+          </w:p>
+        </w:tc>
+        <w:tc>
+          <w:tcPr>
+            <w:tcW w:type="dxa" w:w="5800"/>
+          </w:tcPr>
+          <w:p>
+            <w:r>
+              <w:t xml:space="preserve">value jewellery &amp; lifestyle electronic retail - TV-to-digital transition in the US/UK/Germany</w:t>
+            </w:r>
+          </w:p>
+        </w:tc>
+      </w:tr>
+      <w:tr>
+        <w:tc>
+          <w:tcPr>
+            <w:tcW w:type="dxa" w:w="3200"/>
+            <w:shd w:fill="F2F2F2" w:val="clear"/>
+          </w:tcPr>
+          <w:p>
+            <w:r>
+              <w:rPr>
+                <w:b/>
+                <w:bCs/>
+              </w:rPr>
+              <w:t xml:space="preserve">This company's position</w:t>
+            </w:r>
+          </w:p>
+        </w:tc>
+        <w:tc>
+          <w:tcPr>
+            <w:tcW w:type="dxa" w:w="5800"/>
+          </w:tcPr>
+          <w:p>
+            <w:r>
+              <w:t xml:space="preserve">vertically-integrated sourcing-to-retail value e-tailer; own Jaipur supply chain, in-house brands ~57% of B2C, sells via TV (Shop LC / TJC), owned digital, and marketplaces</w:t>
+            </w:r>
+          </w:p>
+        </w:tc>
+      </w:tr>
+      <w:tr>
+        <w:tc>
+          <w:tcPr>
+            <w:tcW w:type="dxa" w:w="3200"/>
+            <w:shd w:fill="F2F2F2" w:val="clear"/>
+          </w:tcPr>
+          <w:p>
+            <w:r>
+              <w:rPr>
+                <w:b/>
+                <w:bCs/>
+              </w:rPr>
+              <w:t xml:space="preserve">Bottleneck node (pricing power)</w:t>
+            </w:r>
+          </w:p>
+        </w:tc>
+        <w:tc>
+          <w:tcPr>
+            <w:tcW w:type="dxa" w:w="5800"/>
+          </w:tcPr>
+          <w:p>
+            <w:r>
+              <w:t xml:space="preserve">digital customer-acquisition cost vs TV-channel maturity</w:t>
+            </w:r>
+          </w:p>
+        </w:tc>
+      </w:tr>
+      <w:tr>
+        <w:tc>
+          <w:tcPr>
+            <w:tcW w:type="dxa" w:w="3200"/>
+            <w:shd w:fill="F2F2F2" w:val="clear"/>
+          </w:tcPr>
+          <w:p>
+            <w:r>
+              <w:rPr>
+                <w:b/>
+                <w:bCs/>
+              </w:rPr>
+              <w:t xml:space="preserve">Supply-side status</w:t>
+            </w:r>
+          </w:p>
+        </w:tc>
+        <w:tc>
+          <w:tcPr>
+            <w:tcW w:type="dxa" w:w="5800"/>
+          </w:tcPr>
+          <w:p>
+            <w:r>
+              <w:t xml:space="preserve">consolidating</w:t>
+            </w:r>
+          </w:p>
+        </w:tc>
+      </w:tr>
+      <w:tr>
+        <w:tc>
+          <w:tcPr>
+            <w:tcW w:type="dxa" w:w="3200"/>
+            <w:shd w:fill="F2F2F2" w:val="clear"/>
+          </w:tcPr>
+          <w:p>
+            <w:r>
+              <w:rPr>
+                <w:b/>
+                <w:bCs/>
+              </w:rPr>
+              <w:t xml:space="preserve">Adjacent-node peers</w:t>
+            </w:r>
+          </w:p>
+        </w:tc>
+        <w:tc>
+          <w:tcPr>
+            <w:tcW w:type="dxa" w:w="5800"/>
+          </w:tcPr>
+          <w:p>
+            <w:r>
+              <w:t xml:space="preserve">QVC / Qurate Retail (US), HSN, TJC (own UK brand), Amazon / Temu (digital value competition)</w:t>
+            </w:r>
+          </w:p>
+        </w:tc>
+      </w:tr>
+    </w:tbl>
+    <w:p>
+      <w:pPr>
+        <w:spacing w:after="120"/>
+      </w:pPr>
+      <w:r>
+        <w:rPr>
+          <w:color w:val="666666"/>
+          <w:sz w:val="18"/>
+          <w:szCs w:val="18"/>
+        </w:rPr>
+        <w:t xml:space="preserve">Western TV home-shopping is a mature/declining format with competitors retreating - VGL is a survivor gaining relative position there. But its digital pivot pits it against far larger value e-commerce players where it has no scale moat, so the moat is the vertically-integrated low-cost supply chain and in-house brands, not the channel. This is the unresolved terminal-value question.</w:t>
+      </w:r>
+    </w:p>
+    <w:p>
+      <w:pPr>
+        <w:spacing w:after="60" w:before="120"/>
+      </w:pPr>
+      <w:r>
+        <w:rPr>
+          <w:b/>
+          <w:bCs/>
+          <w:sz w:val="20"/>
+          <w:szCs w:val="20"/>
+        </w:rPr>
+        <w:t xml:space="preserve">Earnings quality: </w:t>
+      </w:r>
+      <w:r>
+        <w:rPr>
+          <w:sz w:val="20"/>
+          <w:szCs w:val="20"/>
+        </w:rPr>
+        <w:t xml:space="preserve">margin driver structural</w:t>
+      </w:r>
+      <w:r>
+        <w:rPr>
+          <w:b/>
+          <w:bCs/>
+          <w:color w:val="A32020"/>
+          <w:sz w:val="20"/>
+          <w:szCs w:val="20"/>
+        </w:rPr>
+        <w:t xml:space="preserve"/>
+      </w:r>
+    </w:p>
+    <w:p>
+      <w:pPr>
+        <w:spacing w:after="120"/>
+      </w:pPr>
+      <w:r>
+        <w:rPr>
+          <w:color w:val="666666"/>
+          <w:sz w:val="18"/>
+          <w:szCs w:val="18"/>
+        </w:rPr>
+        <w:t xml:space="preserve">Drivers: in-house brand mix (~57% of B2C, target 60%+); digital channel mix + lower platform cost after Shopify migration; lab-grown diamond penetration (~13% of retail); operating cost discipline.</w:t>
+      </w:r>
+    </w:p>
+    <w:p>
+      <w:pPr>
+        <w:spacing w:after="120"/>
+      </w:pPr>
+      <w:r>
+        <w:rPr>
+          <w:color w:val="666666"/>
+          <w:sz w:val="18"/>
+          <w:szCs w:val="18"/>
+        </w:rPr>
+        <w:t xml:space="preserve">FY26 EBITDA margin 10.8% is BELOW VGL's historical 12-14% peak - the expansion is a recovery plus a structural mix shift, not a cyclical peak. Low peak-margin risk; the question is the ceiling, not a reversion.</w:t>
+      </w:r>
+    </w:p>
+    <w:p>
+      <w:pPr>
+        <w:spacing w:after="60" w:before="120"/>
+      </w:pPr>
+      <w:r>
+        <w:rPr>
+          <w:b/>
+          <w:bCs/>
+          <w:sz w:val="20"/>
+          <w:szCs w:val="20"/>
+        </w:rPr>
+        <w:t xml:space="preserve">Growth trajectory: </w:t>
+      </w:r>
+      <w:r>
+        <w:rPr>
+          <w:b w:val="false"/>
+          <w:bCs w:val="false"/>
+          <w:sz w:val="20"/>
+          <w:szCs w:val="20"/>
+        </w:rPr>
+        <w:t xml:space="preserve">YoY growth rate is steady</w:t>
+      </w:r>
+    </w:p>
+    <w:p>
+      <w:pPr>
+        <w:spacing w:after="120"/>
+      </w:pPr>
+      <w:r>
+        <w:rPr>
+          <w:color w:val="666666"/>
+          <w:sz w:val="18"/>
+          <w:szCs w:val="18"/>
+        </w:rPr>
+        <w:t xml:space="preserve">Revenue YoY: 5yr avg ~7.8%; FY25 ~12% (guided down from 14-17%); FY26 +9.2%; Q1 FY27 +12.7% reported (~3% currency + tariff-refund noise, underlying ~7-9%). Q1 FY27 digital +21%, TV +9%. PAT: FY26 +73.8%, Q1 FY27 +50% - on operating leverage, not volume.</w:t>
+      </w:r>
+    </w:p>
+    <w:p>
+      <w:pPr>
+        <w:spacing w:after="120"/>
+      </w:pPr>
+      <w:r>
+        <w:rPr>
+          <w:color w:val="666666"/>
+          <w:sz w:val="18"/>
+          <w:szCs w:val="18"/>
+        </w:rPr>
+        <w:t xml:space="preserve">Reverse P/E: ~11x forward needs only ~mid-single-digit EPS growth; PAT is growing 50-74% on operating leverage, well ahead - but revenue growth (~9%) caps how many years that persists.</w:t>
+      </w:r>
+    </w:p>
+    <w:p>
+      <w:pPr>
+        <w:spacing w:after="120"/>
+      </w:pPr>
+      <w:r>
+        <w:rPr>
+          <w:b/>
+          <w:bCs/>
+          <w:sz w:val="20"/>
+          <w:szCs w:val="20"/>
+        </w:rPr>
+        <w:t xml:space="preserve">Management quality (TVGP's "P"):</w:t>
+      </w:r>
+    </w:p>
+    <w:tbl>
+      <w:tblPr>
+        <w:tblW w:type="dxa" w:w="9000"/>
+        <w:tblBorders>
+          <w:top w:val="single" w:color="auto" w:sz="4"/>
+          <w:left w:val="single" w:color="auto" w:sz="4"/>
+          <w:bottom w:val="single" w:color="auto" w:sz="4"/>
+          <w:right w:val="single" w:color="auto" w:sz="4"/>
+          <w:insideH w:val="single" w:color="auto" w:sz="4"/>
+          <w:insideV w:val="single" w:color="auto" w:sz="4"/>
+        </w:tblBorders>
+      </w:tblPr>
+      <w:tblGrid>
+        <w:gridCol w:w="3200"/>
+        <w:gridCol w:w="5800"/>
+      </w:tblGrid>
+      <w:tr>
+        <w:tc>
+          <w:tcPr>
+            <w:tcW w:type="dxa" w:w="3200"/>
+            <w:shd w:fill="F2F2F2" w:val="clear"/>
+          </w:tcPr>
+          <w:p>
+            <w:r>
+              <w:rPr>
+                <w:b/>
+                <w:bCs/>
+              </w:rPr>
+              <w:t xml:space="preserve">Assessment</w:t>
+            </w:r>
+          </w:p>
+        </w:tc>
+        <w:tc>
+          <w:tcPr>
+            <w:tcW w:type="dxa" w:w="5800"/>
+          </w:tcPr>
+          <w:p>
+            <w:r>
+              <w:t xml:space="preserve">positive</w:t>
+            </w:r>
+          </w:p>
+        </w:tc>
+      </w:tr>
+      <w:tr>
+        <w:tc>
+          <w:tcPr>
+            <w:tcW w:type="dxa" w:w="3200"/>
+            <w:shd w:fill="F2F2F2" w:val="clear"/>
+          </w:tcPr>
+          <w:p>
+            <w:r>
+              <w:rPr>
+                <w:b/>
+                <w:bCs/>
+              </w:rPr>
+              <w:t xml:space="preserve">Capital allocation</w:t>
+            </w:r>
+          </w:p>
+        </w:tc>
+        <w:tc>
+          <w:tcPr>
+            <w:tcW w:type="dxa" w:w="5800"/>
+          </w:tcPr>
+          <w:p>
+            <w:r>
+              <w:t xml:space="preserve">Net cash Rs 296 Cr; ~24% ROCE; consistent dividends (FY27 interim Rs 1.5/sh) plus historical buybacks; capital reinvested in the supply chain, the digital platform (Shopify) and in-house brands - disciplined, no unrelated diversification (disciplined)</w:t>
+            </w:r>
+          </w:p>
+        </w:tc>
+      </w:tr>
+      <w:tr>
+        <w:tc>
+          <w:tcPr>
+            <w:tcW w:type="dxa" w:w="3200"/>
+            <w:shd w:fill="F2F2F2" w:val="clear"/>
+          </w:tcPr>
+          <w:p>
+            <w:r>
+              <w:rPr>
+                <w:b/>
+                <w:bCs/>
+              </w:rPr>
+              <w:t xml:space="preserve">Related-party trend</w:t>
+            </w:r>
+          </w:p>
+        </w:tc>
+        <w:tc>
+          <w:tcPr>
+            <w:tcW w:type="dxa" w:w="5800"/>
+          </w:tcPr>
+          <w:p>
+            <w:r>
+              <w:t xml:space="preserve">clean</w:t>
+            </w:r>
+          </w:p>
+        </w:tc>
+      </w:tr>
+      <w:tr>
+        <w:tc>
+          <w:tcPr>
+            <w:tcW w:type="dxa" w:w="3200"/>
+            <w:shd w:fill="F2F2F2" w:val="clear"/>
+          </w:tcPr>
+          <w:p>
+            <w:r>
+              <w:rPr>
+                <w:b/>
+                <w:bCs/>
+              </w:rPr>
+              <w:t xml:space="preserve">Guidance credibility</w:t>
+            </w:r>
+          </w:p>
+        </w:tc>
+        <w:tc>
+          <w:tcPr>
+            <w:tcW w:type="dxa" w:w="5800"/>
+          </w:tcPr>
+          <w:p>
+            <w:r>
+              <w:t xml:space="preserve">mixed</w:t>
+            </w:r>
+          </w:p>
+        </w:tc>
+      </w:tr>
+      <w:tr>
+        <w:tc>
+          <w:tcPr>
+            <w:tcW w:type="dxa" w:w="3200"/>
+            <w:shd w:fill="F2F2F2" w:val="clear"/>
+          </w:tcPr>
+          <w:p>
+            <w:r>
+              <w:rPr>
+                <w:b/>
+                <w:bCs/>
+              </w:rPr>
+              <w:t xml:space="preserve">Shareholder returns</w:t>
+            </w:r>
+          </w:p>
+        </w:tc>
+        <w:tc>
+          <w:tcPr>
+            <w:tcW w:type="dxa" w:w="5800"/>
+          </w:tcPr>
+          <w:p>
+            <w:r>
+              <w:t xml:space="preserve">consistent</w:t>
+            </w:r>
+          </w:p>
+        </w:tc>
+      </w:tr>
+      <w:tr>
+        <w:tc>
+          <w:tcPr>
+            <w:tcW w:type="dxa" w:w="3200"/>
+            <w:shd w:fill="F2F2F2" w:val="clear"/>
+          </w:tcPr>
+          <w:p>
+            <w:r>
+              <w:rPr>
+                <w:b/>
+                <w:bCs/>
+              </w:rPr>
+              <w:t xml:space="preserve">Capability ladder / VAP</w:t>
+            </w:r>
+          </w:p>
+        </w:tc>
+        <w:tc>
+          <w:tcPr>
+            <w:tcW w:type="dxa" w:w="5800"/>
+          </w:tcPr>
+          <w:p>
+            <w:r>
+              <w:t xml:space="preserve">Moving up from third-party-sourced product to in-house brands (~57% of B2C, target 60%+) and into lab-grown diamonds; channel shift from TV to an owned digital platform</w:t>
+            </w:r>
+          </w:p>
+        </w:tc>
+      </w:tr>
+    </w:tbl>
+    <w:p>
+      <w:pPr>
+        <w:spacing w:after="120"/>
+      </w:pPr>
+      <w:r>
+        <w:rPr>
+          <w:b/>
+          <w:bCs/>
+          <w:sz w:val="20"/>
+          <w:szCs w:val="20"/>
+        </w:rPr>
+        <w:t xml:space="preserve">Quality metrics (ROCE · debt · FCF · margin · capex):</w:t>
+      </w:r>
+    </w:p>
+    <w:tbl>
+      <w:tblPr>
+        <w:tblW w:type="dxa" w:w="9000"/>
+        <w:tblBorders>
+          <w:top w:val="single" w:color="auto" w:sz="4"/>
+          <w:left w:val="single" w:color="auto" w:sz="4"/>
+          <w:bottom w:val="single" w:color="auto" w:sz="4"/>
+          <w:right w:val="single" w:color="auto" w:sz="4"/>
+          <w:insideH w:val="single" w:color="auto" w:sz="4"/>
+          <w:insideV w:val="single" w:color="auto" w:sz="4"/>
+        </w:tblBorders>
+      </w:tblPr>
+      <w:tblGrid>
+        <w:gridCol w:w="3200"/>
+        <w:gridCol w:w="5800"/>
+      </w:tblGrid>
+      <w:tr>
+        <w:tc>
+          <w:tcPr>
+            <w:tcW w:type="dxa" w:w="3200"/>
+            <w:shd w:fill="F2F2F2" w:val="clear"/>
+          </w:tcPr>
+          <w:p>
+            <w:r>
+              <w:rPr>
+                <w:b/>
+                <w:bCs/>
+              </w:rPr>
+              <w:t xml:space="preserve">Assessment</w:t>
+            </w:r>
+          </w:p>
+        </w:tc>
+        <w:tc>
+          <w:tcPr>
+            <w:tcW w:type="dxa" w:w="5800"/>
+          </w:tcPr>
+          <w:p>
+            <w:r>
+              <w:t xml:space="preserve">positive</w:t>
+            </w:r>
+          </w:p>
+        </w:tc>
+      </w:tr>
+      <w:tr>
+        <w:tc>
+          <w:tcPr>
+            <w:tcW w:type="dxa" w:w="3200"/>
+            <w:shd w:fill="F2F2F2" w:val="clear"/>
+          </w:tcPr>
+          <w:p>
+            <w:r>
+              <w:rPr>
+                <w:b/>
+                <w:bCs/>
+              </w:rPr>
+              <w:t xml:space="preserve">ROCE</w:t>
+            </w:r>
+          </w:p>
+        </w:tc>
+        <w:tc>
+          <w:tcPr>
+            <w:tcW w:type="dxa" w:w="5800"/>
+          </w:tcPr>
+          <w:p>
+            <w:r>
+              <w:t xml:space="preserve">24% (improving)</w:t>
+            </w:r>
+          </w:p>
+        </w:tc>
+      </w:tr>
+      <w:tr>
+        <w:tc>
+          <w:tcPr>
+            <w:tcW w:type="dxa" w:w="3200"/>
+            <w:shd w:fill="F2F2F2" w:val="clear"/>
+          </w:tcPr>
+          <w:p>
+            <w:r>
+              <w:rPr>
+                <w:b/>
+                <w:bCs/>
+              </w:rPr>
+              <w:t xml:space="preserve">Leverage</w:t>
+            </w:r>
+          </w:p>
+        </w:tc>
+        <w:tc>
+          <w:tcPr>
+            <w:tcW w:type="dxa" w:w="5800"/>
+          </w:tcPr>
+          <w:p>
+            <w:r>
+              <w:t xml:space="preserve">Net debt/EBITDA -0.7x</w:t>
+            </w:r>
+          </w:p>
+        </w:tc>
+      </w:tr>
+      <w:tr>
+        <w:tc>
+          <w:tcPr>
+            <w:tcW w:type="dxa" w:w="3200"/>
+            <w:shd w:fill="F2F2F2" w:val="clear"/>
+          </w:tcPr>
+          <w:p>
+            <w:r>
+              <w:rPr>
+                <w:b/>
+                <w:bCs/>
+              </w:rPr>
+              <w:t xml:space="preserve">FCF conversion</w:t>
+            </w:r>
+          </w:p>
+        </w:tc>
+        <w:tc>
+          <w:tcPr>
+            <w:tcW w:type="dxa" w:w="5800"/>
+          </w:tcPr>
+          <w:p>
+            <w:r>
+              <w:t xml:space="preserve">65%</w:t>
+            </w:r>
+          </w:p>
+        </w:tc>
+      </w:tr>
+      <w:tr>
+        <w:tc>
+          <w:tcPr>
+            <w:tcW w:type="dxa" w:w="3200"/>
+            <w:shd w:fill="F2F2F2" w:val="clear"/>
+          </w:tcPr>
+          <w:p>
+            <w:r>
+              <w:rPr>
+                <w:b/>
+                <w:bCs/>
+              </w:rPr>
+              <w:t xml:space="preserve">Margin trend</w:t>
+            </w:r>
+          </w:p>
+        </w:tc>
+        <w:tc>
+          <w:tcPr>
+            <w:tcW w:type="dxa" w:w="5800"/>
+          </w:tcPr>
+          <w:p>
+            <w:r>
+              <w:t xml:space="preserve">expanding</w:t>
+            </w:r>
+          </w:p>
+        </w:tc>
+      </w:tr>
+      <w:tr>
+        <w:tc>
+          <w:tcPr>
+            <w:tcW w:type="dxa" w:w="3200"/>
+            <w:shd w:fill="F2F2F2" w:val="clear"/>
+          </w:tcPr>
+          <w:p>
+            <w:r>
+              <w:rPr>
+                <w:b/>
+                <w:bCs/>
+              </w:rPr>
+              <w:t xml:space="preserve">Capex efficiency</w:t>
+            </w:r>
+          </w:p>
+        </w:tc>
+        <w:tc>
+          <w:tcPr>
+            <w:tcW w:type="dxa" w:w="5800"/>
+          </w:tcPr>
+          <w:p>
+            <w:r>
+              <w:t xml:space="preserve">productive</w:t>
+            </w:r>
+          </w:p>
+        </w:tc>
+      </w:tr>
+    </w:tbl>
+    <w:p>
+      <w:pPr>
+        <w:spacing w:after="60" w:before="120"/>
+      </w:pPr>
+      <w:r>
+        <w:rPr>
+          <w:b/>
+          <w:bCs/>
+          <w:sz w:val="20"/>
+          <w:szCs w:val="20"/>
+        </w:rPr>
+        <w:t xml:space="preserve">Track record (Coffee Can persistence check): </w:t>
+      </w:r>
+      <w:r>
+        <w:rPr>
+          <w:sz w:val="20"/>
+          <w:szCs w:val="20"/>
+        </w:rPr>
+        <w:t xml:space="preserve">cleared revenue growth ≥10% AND ROCE ≥15% in 1 of the last 3 years (consistency_score 33)</w:t>
+      </w:r>
+    </w:p>
+    <w:p>
+      <w:pPr>
+        <w:spacing w:after="120"/>
+      </w:pPr>
+      <w:r>
+        <w:rPr>
+          <w:color w:val="666666"/>
+          <w:sz w:val="18"/>
+          <w:szCs w:val="18"/>
+        </w:rPr>
+        <w:t xml:space="preserve">Revenue growth has been below the 10% bar in most years (5yr avg ~7.8%, FY26 +9.2%); ROCE only recently recovered above 15% (FY26 ~24%, earlier mid-teens). Roughly only FY25 cleared both the &gt;=10% revenue-growth and &gt;=15% ROCE tests in the same year. A steady ~9% grower with a recent margin-led earnings recovery, not a double-digit Coffee Can compounder.</w:t>
       </w:r>
     </w:p>
     <w:p>
@@ -304,59 +2687,15 @@
         <w:spacing w:after="120" w:before="280"/>
       </w:pPr>
       <w:r>
-        <w:t xml:space="preserve">Bull Case</w:t>
-      </w:r>
-    </w:p>
-    <w:p>
-      <w:pPr>
-        <w:pStyle w:val="ListParagraph"/>
-        <w:numPr>
-          <w:ilvl w:val="0"/>
-          <w:numId w:val="1"/>
-        </w:numPr>
-        <w:spacing w:after="60"/>
-      </w:pPr>
-      <w:r>
-        <w:t xml:space="preserve">Real recent-quarter revenue acceleration (+12.7% YoY) against a weaker trailing average, with genuine operating leverage showing up in margin expansion</w:t>
-      </w:r>
-    </w:p>
-    <w:p>
-      <w:pPr>
-        <w:pStyle w:val="ListParagraph"/>
-        <w:numPr>
-          <w:ilvl w:val="0"/>
-          <w:numId w:val="1"/>
-        </w:numPr>
-        <w:spacing w:after="60"/>
-      </w:pPr>
-      <w:r>
-        <w:t xml:space="preserve">A favorable July 2025 tax tribunal ruling removed ~Rs 150 Cr of contingent liability overhang</w:t>
-      </w:r>
-    </w:p>
-    <w:p>
-      <w:pPr>
-        <w:pStyle w:val="ListParagraph"/>
-        <w:numPr>
-          <w:ilvl w:val="0"/>
-          <w:numId w:val="1"/>
-        </w:numPr>
-        <w:spacing w:after="60"/>
-      </w:pPr>
-      <w:r>
-        <w:t xml:space="preserve">Trading at a reasonable 13-17x earnings per today's community discussion, with revenue at an all-time high</w:t>
-      </w:r>
-    </w:p>
-    <w:p>
-      <w:pPr>
-        <w:pStyle w:val="ListParagraph"/>
-        <w:numPr>
-          <w:ilvl w:val="0"/>
-          <w:numId w:val="1"/>
-        </w:numPr>
-        <w:spacing w:after="60"/>
-      </w:pPr>
-      <w:r>
-        <w:t xml:space="preserve">Vertically integrated, 60%+ gross-margin business model with a defensible niche (TV/digital shopping for an underserved older demographic)</w:t>
+        <w:t xml:space="preserve">Technical Read (Weekly / Monthly MACD + Bollinger Bands, or RSI/CCI/Williams %R proxy)</w:t>
+      </w:r>
+    </w:p>
+    <w:p>
+      <w:pPr>
+        <w:spacing w:after="120"/>
+      </w:pPr>
+      <w:r>
+        <w:t xml:space="preserve">Not independently pulled. Notable market behaviour: the stock fell ~7% on the Q1 FY27 print despite +50% PAT and +37% EBITDA - the market keeps discounting the operating leverage, likely on the channel-transition and currency/tariff-noise concerns.</w:t>
       </w:r>
     </w:p>
     <w:p>
@@ -365,6 +2704,135 @@
         <w:spacing w:after="120" w:before="280"/>
       </w:pPr>
       <w:r>
+        <w:t xml:space="preserve">ValuePickr Community Signal</w:t>
+      </w:r>
+    </w:p>
+    <w:p>
+      <w:pPr>
+        <w:spacing w:after="120"/>
+      </w:pPr>
+      <w:r>
+        <w:t xml:space="preserve">Read the most recent 50 of 520 posts (2024-2026). Sentiment has moved through several phases: revenue-growth skepticism (mid-2024), a real operating-leverage story building through late 2024/early 2025 as margins expanded faster than sales, a guidance downgrade (Jan 2025, from 14-17% to 12% FY25 growth citing weak UK/Europe consumer sentiment), a favorable tax tribunal ruling (July 2025, ~Rs 150 Cr in demands deleted), and a fresh, explicitly unresolved bull/bear exchange (Aug 2026) over TV-channel terminal value vs digital customer-acquisition cost.</w:t>
+      </w:r>
+    </w:p>
+    <w:p>
+      <w:pPr>
+        <w:spacing w:after="120"/>
+      </w:pPr>
+      <w:r>
+        <w:rPr>
+          <w:b/>
+          <w:bCs/>
+          <w:sz w:val="20"/>
+          <w:szCs w:val="20"/>
+        </w:rPr>
+        <w:t xml:space="preserve">High-conviction call from a top contributor: </w:t>
+      </w:r>
+      <w:r>
+        <w:rPr>
+          <w:sz w:val="20"/>
+          <w:szCs w:val="20"/>
+        </w:rPr>
+        <w:t xml:space="preserve">nirvana_laha (non-trusted but the most engaged and highest-loved poster in this window, 32-36 loves) built a detailed operating-leverage thesis: sustained double-digit PAT growth on modest revenue growth via cost discipline, estimating a plausible ~Rs 8,000 Cr market cap if FY25 PAT assumptions held. Simrat (trusted) pushed back in Jan 2025 that the PAT growth was partly an easy year-over-year comp, not yet proof of a sustained margin structure - the FY26/Q1 FY27 prints have since substantially answered that. hnk_so (trusted) flagged Nalanda India Fund reducing its stake as the likely driver of a Dec 2024 price correction. In Aug 2026, Shivansh_Bansal (bull: 13-17x earnings, revenue at an all-time high, operating profit growing faster than sales) and Dhiren_Barvadiya (bear: declining TV-sales terminal value, rising digital CAC, growth roughly flat ex currency/tariff noise) posted a directly opposing pair.</w:t>
+      </w:r>
+    </w:p>
+    <w:p>
+      <w:pPr>
+        <w:pStyle w:val="Heading1"/>
+        <w:spacing w:after="120" w:before="280"/>
+      </w:pPr>
+      <w:r>
+        <w:t xml:space="preserve">BSE Corporate Actions / Other Red Flags</w:t>
+      </w:r>
+    </w:p>
+    <w:p>
+      <w:pPr>
+        <w:spacing w:after="120"/>
+      </w:pPr>
+      <w:r>
+        <w:t xml:space="preserve">July 2025: Income Tax Appellate Tribunal ruled in the company's favor, deleting ~Rs 150.66 Cr (Rs 91.81 Cr + Rs 58.85 Cr across two assessment years) of previously raised tax demands - a real, favorable, dated resolution. FY27 interim dividend Rs 1.5/share declared with Q1. No SEBI or governance red flag.</w:t>
+      </w:r>
+    </w:p>
+    <w:p>
+      <w:pPr>
+        <w:pStyle w:val="Heading1"/>
+        <w:spacing w:after="120" w:before="280"/>
+      </w:pPr>
+      <w:r>
+        <w:t xml:space="preserve">Bull Case</w:t>
+      </w:r>
+    </w:p>
+    <w:p>
+      <w:pPr>
+        <w:pStyle w:val="ListParagraph"/>
+        <w:numPr>
+          <w:ilvl w:val="0"/>
+          <w:numId w:val="1"/>
+        </w:numPr>
+        <w:spacing w:after="60"/>
+      </w:pPr>
+      <w:r>
+        <w:t xml:space="preserve">Operating-leverage thesis now confirmed structural: FY26 EBITDA +26% / margin +140bps on +9.2% revenue; Q1 FY27 EBITDA +37% / PAT +50% - two-plus years of margin expansion, no longer an easy-comp story</w:t>
+      </w:r>
+    </w:p>
+    <w:p>
+      <w:pPr>
+        <w:pStyle w:val="ListParagraph"/>
+        <w:numPr>
+          <w:ilvl w:val="0"/>
+          <w:numId w:val="1"/>
+        </w:numPr>
+        <w:spacing w:after="60"/>
+      </w:pPr>
+      <w:r>
+        <w:t xml:space="preserve">Structural margin drivers: in-house brands ~57% of B2C (target 60%+), digital mix rising with a lower cost base post Shopify migration, lab-grown diamonds ~13% of retail</w:t>
+      </w:r>
+    </w:p>
+    <w:p>
+      <w:pPr>
+        <w:pStyle w:val="ListParagraph"/>
+        <w:numPr>
+          <w:ilvl w:val="0"/>
+          <w:numId w:val="1"/>
+        </w:numPr>
+        <w:spacing w:after="60"/>
+      </w:pPr>
+      <w:r>
+        <w:t xml:space="preserve">Net cash (Rs 296 Cr), ~24% ROCE, consistent dividends; July 2025 tax tribunal win removed a ~Rs 150 Cr overhang</w:t>
+      </w:r>
+    </w:p>
+    <w:p>
+      <w:pPr>
+        <w:pStyle w:val="ListParagraph"/>
+        <w:numPr>
+          <w:ilvl w:val="0"/>
+          <w:numId w:val="1"/>
+        </w:numPr>
+        <w:spacing w:after="60"/>
+      </w:pPr>
+      <w:r>
+        <w:t xml:space="preserve">Cheap for the quality: ~14x FY26 P/E, ~11x forward, ~8.7x EV/EBITDA - and the stock fell 7% on a +50% PAT quarter, so the leverage is not priced in</w:t>
+      </w:r>
+    </w:p>
+    <w:p>
+      <w:pPr>
+        <w:pStyle w:val="ListParagraph"/>
+        <w:numPr>
+          <w:ilvl w:val="0"/>
+          <w:numId w:val="1"/>
+        </w:numPr>
+        <w:spacing w:after="60"/>
+      </w:pPr>
+      <w:r>
+        <w:t xml:space="preserve">Vertically-integrated 60%+ gross-margin niche serving an underserved older demographic - a real moat; Western TV-shopping competitors are retreating (survivor benefit)</w:t>
+      </w:r>
+    </w:p>
+    <w:p>
+      <w:pPr>
+        <w:pStyle w:val="Heading1"/>
+        <w:spacing w:after="120" w:before="280"/>
+      </w:pPr>
+      <w:r>
         <w:t xml:space="preserve">Bear Case / Key Risks</w:t>
       </w:r>
     </w:p>
@@ -378,33 +2846,46 @@
         <w:spacing w:after="60"/>
       </w:pPr>
       <w:r>
-        <w:t xml:space="preserve">A trusted user (Simrat) directly challenged whether recent PAT growth reflects a sustained margin structure or an easy prior-year comparison</w:t>
-      </w:r>
-    </w:p>
-    <w:p>
-      <w:pPr>
-        <w:pStyle w:val="ListParagraph"/>
-        <w:numPr>
-          <w:ilvl w:val="0"/>
-          <w:numId w:val="1"/>
-        </w:numPr>
-        <w:spacing w:after="60"/>
-      </w:pPr>
-      <w:r>
-        <w:t xml:space="preserve">The company already downgraded its own FY25 growth guidance once (from 14-17% to 12%) citing weak UK/Europe consumer sentiment — a real guidance-credibility flag</w:t>
-      </w:r>
-    </w:p>
-    <w:p>
-      <w:pPr>
-        <w:pStyle w:val="ListParagraph"/>
-        <w:numPr>
-          <w:ilvl w:val="0"/>
-          <w:numId w:val="1"/>
-        </w:numPr>
-        <w:spacing w:after="60"/>
-      </w:pPr>
-      <w:r>
-        <w:t xml:space="preserve">Today's bear case (Dhiren_Barvadiya) raises a specific, structural concern: TV sales (the legacy channel) may be declining faster than digital sales are growing, with digital growth itself accompanied by rising customer-acquisition costs — an unresolved terminal-value question</w:t>
+        <w:t xml:space="preserve">Revenue grows only ~9-11% (FY27 guidance) - the entire earnings story is margin expansion, which has a finite runway from 10.8% toward a historical 12-14% ceiling</w:t>
+      </w:r>
+    </w:p>
+    <w:p>
+      <w:pPr>
+        <w:pStyle w:val="ListParagraph"/>
+        <w:numPr>
+          <w:ilvl w:val="0"/>
+          <w:numId w:val="1"/>
+        </w:numPr>
+        <w:spacing w:after="60"/>
+      </w:pPr>
+      <w:r>
+        <w:t xml:space="preserve">TV-channel terminal-value question is real and unresolved: TV is a mature/declining Western format; digital growth (+21% in Q1 FY27) comes with rising customer-acquisition costs against far larger value e-commerce players (Amazon, Temu) where VGL has no scale moat</w:t>
+      </w:r>
+    </w:p>
+    <w:p>
+      <w:pPr>
+        <w:pStyle w:val="ListParagraph"/>
+        <w:numPr>
+          <w:ilvl w:val="0"/>
+          <w:numId w:val="1"/>
+        </w:numPr>
+        <w:spacing w:after="60"/>
+      </w:pPr>
+      <w:r>
+        <w:t xml:space="preserve">Guidance credibility is mixed: the company downgraded its own FY25 growth guidance once (14-17% -&gt; 12%) citing weak UK/Europe consumer sentiment</w:t>
+      </w:r>
+    </w:p>
+    <w:p>
+      <w:pPr>
+        <w:pStyle w:val="ListParagraph"/>
+        <w:numPr>
+          <w:ilvl w:val="0"/>
+          <w:numId w:val="1"/>
+        </w:numPr>
+        <w:spacing w:after="60"/>
+      </w:pPr>
+      <w:r>
+        <w:t xml:space="preserve">Reported revenue growth flatters the underlying rate (~3% currency depreciation assumed + tariff-refund noise); constant-currency growth is ~6-8%</w:t>
       </w:r>
     </w:p>
     <w:p>
@@ -418,6 +2899,19 @@
       </w:pPr>
       <w:r>
         <w:t xml:space="preserve">A known institutional investor (Nalanda India Fund) was reducing its stake as of late 2024</w:t>
+      </w:r>
+    </w:p>
+    <w:p>
+      <w:pPr>
+        <w:pStyle w:val="ListParagraph"/>
+        <w:numPr>
+          <w:ilvl w:val="0"/>
+          <w:numId w:val="1"/>
+        </w:numPr>
+        <w:spacing w:after="60"/>
+      </w:pPr>
+      <w:r>
+        <w:t xml:space="preserve">At a Rs 3,750 Cr mcap growing ~9%, the math for a return-magnitude (10x/100x) thesis simply isn't there</w:t>
       </w:r>
     </w:p>
     <w:p>
@@ -461,7 +2955,35 @@
           <w:sz w:val="24"/>
           <w:szCs w:val="24"/>
         </w:rPr>
-        <w:t xml:space="preserve">10x-in-2-3-years</w:t>
+        <w:t xml:space="preserve">neither</w:t>
+      </w:r>
+    </w:p>
+    <w:p>
+      <w:pPr>
+        <w:spacing w:after="120"/>
+      </w:pPr>
+      <w:r>
+        <w:rPr>
+          <w:color w:val="666666"/>
+          <w:sz w:val="20"/>
+          <w:szCs w:val="20"/>
+        </w:rPr>
+        <w:t xml:space="preserve">4-box gate — tailwind: weak · TAM: no · moat: yes · valuation: yes  (score 2.5 / 4)</w:t>
+      </w:r>
+    </w:p>
+    <w:p>
+      <w:pPr>
+        <w:spacing w:after="120"/>
+      </w:pPr>
+      <w:r>
+        <w:rPr>
+          <w:i/>
+          <w:iCs/>
+          <w:color w:val="666666"/>
+          <w:sz w:val="20"/>
+          <w:szCs w:val="20"/>
+        </w:rPr>
+        <w:t xml:space="preserve">TV home-shopping is a mature/declining Western format (tailwind weak); revenue grows only ~9-11% with a finite margin-expansion ceiling, so there is no headroom for a return-magnitude thesis off a Rs 3,750 Cr mcap (tam no). Vertically-integrated 60%+ gross-margin niche with ~57% in-house brands is a real moat (yes). ~14x trailing / ~11x forward, net cash, 24% ROCE - clearly not pricing the operating leverage in (valuation yes). Score 2.5 -&gt; thesis_fit neither; a quality-value / re-rating idea, not a 10x.</w:t>
       </w:r>
     </w:p>
     <w:p>
@@ -484,46 +3006,72 @@
           <w:sz w:val="24"/>
           <w:szCs w:val="24"/>
         </w:rPr>
-        <w:t xml:space="preserve">Genuine operating-leverage story at a reasonable valuation, but today's live bull/bear debate over channel-mix terminal value is real and unresolved</w:t>
-      </w:r>
-    </w:p>
-    <w:p>
-      <w:pPr>
-        <w:pStyle w:val="ListParagraph"/>
-        <w:numPr>
-          <w:ilvl w:val="0"/>
-          <w:numId w:val="1"/>
-        </w:numPr>
-        <w:spacing w:after="60"/>
-      </w:pPr>
-      <w:r>
-        <w:t xml:space="preserve">The recent-quarter inflection (+12.7% YoY) plus real margin expansion and a cleared tax overhang support a small/mid-cap growth case at a reasonable valuation (13-17x per the community's own current estimate)</w:t>
-      </w:r>
-    </w:p>
-    <w:p>
-      <w:pPr>
-        <w:pStyle w:val="ListParagraph"/>
-        <w:numPr>
-          <w:ilvl w:val="0"/>
-          <w:numId w:val="1"/>
-        </w:numPr>
-        <w:spacing w:after="60"/>
-      </w:pPr>
-      <w:r>
-        <w:t xml:space="preserve">But the terminal-value question raised today — whether digital growth can outrun TV-channel decline before customer-acquisition costs erode the margin story — is a specific, credible, and completely unresolved risk as of this pass</w:t>
-      </w:r>
-    </w:p>
-    <w:p>
-      <w:pPr>
-        <w:pStyle w:val="ListParagraph"/>
-        <w:numPr>
-          <w:ilvl w:val="0"/>
-          <w:numId w:val="1"/>
-        </w:numPr>
-        <w:spacing w:after="60"/>
-      </w:pPr>
-      <w:r>
-        <w:t xml:space="preserve">Given the genuine recent inflection and no red flag, this clears the thesis bar at low-to-medium conviction, best revisited once the digital-vs-TV mix debate develops further</w:t>
+        <w:t xml:space="preserve">Genuine, now-confirmed structural operating-leverage story at a cheap ~11x forward with net cash and 24% ROCE - but ~9-11% revenue growth and a bounded margin ceiling correct the thesis_fit from '10x-in-2-3-years' to 'neither'. A quality-value / re-rating idea. Conviction Medium, held.</w:t>
+      </w:r>
+    </w:p>
+    <w:p>
+      <w:pPr>
+        <w:pStyle w:val="ListParagraph"/>
+        <w:numPr>
+          <w:ilvl w:val="0"/>
+          <w:numId w:val="1"/>
+        </w:numPr>
+        <w:spacing w:after="60"/>
+      </w:pPr>
+      <w:r>
+        <w:t xml:space="preserve">Deep-dive pass 1 (FY26 results + concall, Q1 FY27 results + concall, BSE announcements). The operating-leverage thesis is confirmed: FY26 EBITDA +26% and margin +140bps to 10.8% on +9.2% revenue, Q1 FY27 EBITDA +37% / PAT +50%, driven by structural mix shift (in-house brands ~57%, digital, lab-grown diamonds) and a lower cost base after the Shopify migration - Simrat's 'easy comp' concern is substantially answered.</w:t>
+      </w:r>
+    </w:p>
+    <w:p>
+      <w:pPr>
+        <w:pStyle w:val="ListParagraph"/>
+        <w:numPr>
+          <w:ilvl w:val="0"/>
+          <w:numId w:val="1"/>
+        </w:numPr>
+        <w:spacing w:after="60"/>
+      </w:pPr>
+      <w:r>
+        <w:t xml:space="preserve">But this is a ~9-11% revenue grower (FY27 guidance) with a margin-expansion runway that is finite (10.8% toward a historical 12-14%). A +12.7% Q1 FY27 (partly currency/tariff noise) is in line with guidance, NOT a growth inflection - the prior pass over-applied the trailing-average-vs-live-inflection rule. four_box score falls to 2.5 (tailwind weak: mature/declining TV format; tam no: no headroom for a return-magnitude thesis off Rs 3,750 Cr at ~9% growth; moat yes; valuation yes) -&gt; thesis_fit corrected to 'neither'.</w:t>
+      </w:r>
+    </w:p>
+    <w:p>
+      <w:pPr>
+        <w:pStyle w:val="ListParagraph"/>
+        <w:numPr>
+          <w:ilvl w:val="0"/>
+          <w:numId w:val="1"/>
+        </w:numPr>
+        <w:spacing w:after="60"/>
+      </w:pPr>
+      <w:r>
+        <w:t xml:space="preserve">It remains a genuine quality-value / re-rating idea: net cash Rs 296 Cr, ~24% ROCE, ~11x forward P/E, consistent dividends, cleared tax overhang (July 2025 ITAT ruling, ~Rs 150 Cr), and a market that keeps discounting the leverage (7% drop on a +50% PAT quarter). Conviction held at Medium - the business-quality confirmation offsets the thesis_fit downgrade.</w:t>
+      </w:r>
+    </w:p>
+    <w:p>
+      <w:pPr>
+        <w:pStyle w:val="ListParagraph"/>
+        <w:numPr>
+          <w:ilvl w:val="0"/>
+          <w:numId w:val="1"/>
+        </w:numPr>
+        <w:spacing w:after="60"/>
+      </w:pPr>
+      <w:r>
+        <w:t xml:space="preserve">The unresolved risk: whether owned-digital growth can outrun TV-channel maturity before customer-acquisition costs erode the margin story. Q1 FY27 (TV +9%, not yet declining) softens but does not settle it.</w:t>
+      </w:r>
+    </w:p>
+    <w:p>
+      <w:pPr>
+        <w:pStyle w:val="ListParagraph"/>
+        <w:numPr>
+          <w:ilvl w:val="0"/>
+          <w:numId w:val="1"/>
+        </w:numPr>
+        <w:spacing w:after="60"/>
+      </w:pPr>
+      <w:r>
+        <w:t xml:space="preserve">No red flag, no conviction floor (no trusted signal). Re-check trigger: H2 FY27 prints (Nov 2026 / Feb 2027) - does EBITDA margin sustain toward 12%+ and does digital mix cross 50%.</w:t>
       </w:r>
     </w:p>
     <w:p>

--- a/projects/valuepickr-open-screen/docs/Vaibhav Global Ltd.docx
+++ b/projects/valuepickr-open-screen/docs/Vaibhav Global Ltd.docx
@@ -3090,6 +3090,187 @@
           <w:szCs w:val="18"/>
         </w:rPr>
         <w:t xml:space="preserve">This is independent research and analysis for informational purposes only, not personalized financial or investment advice. Past multi-bagger performance and forum/social sentiment are not indicators of future returns. Do your own due diligence before investing.</w:t>
+      </w:r>
+    </w:p>
+    <w:p/>
+    <w:p>
+      <w:r>
+        <w:rPr>
+          <w:b/>
+          <w:sz w:val="28"/>
+        </w:rPr>
+        <w:t>🔄 RESEARCH UPDATE - 2026-10-05</w:t>
+      </w:r>
+    </w:p>
+    <w:p>
+      <w:r>
+        <w:rPr>
+          <w:b/>
+        </w:rPr>
+        <w:t>📊 Key Metrics:</w:t>
+      </w:r>
+    </w:p>
+    <w:p>
+      <w:pPr>
+        <w:ind w:left="360"/>
+      </w:pPr>
+      <w:r>
+        <w:t xml:space="preserve">  • Company: Vaibhav Global Limited</w:t>
+      </w:r>
+    </w:p>
+    <w:p>
+      <w:pPr>
+        <w:ind w:left="360"/>
+      </w:pPr>
+      <w:r>
+        <w:t xml:space="preserve">  • Conviction: Not rated</w:t>
+      </w:r>
+    </w:p>
+    <w:p>
+      <w:pPr>
+        <w:ind w:left="360"/>
+      </w:pPr>
+      <w:r>
+        <w:t xml:space="preserve">  • Thesis: Turnaround/resilience play</w:t>
+      </w:r>
+    </w:p>
+    <w:p>
+      <w:pPr>
+        <w:ind w:left="360"/>
+      </w:pPr>
+      <w:r>
+        <w:t xml:space="preserve">  • 4-Box Score: 3.25</w:t>
+      </w:r>
+    </w:p>
+    <w:p>
+      <w:pPr>
+        <w:ind w:left="360"/>
+      </w:pPr>
+      <w:r>
+        <w:t xml:space="preserve">  • Research Date: 2026-09-28</w:t>
+      </w:r>
+    </w:p>
+    <w:p>
+      <w:pPr>
+        <w:ind w:left="360"/>
+      </w:pPr>
+      <w:r>
+        <w:t xml:space="preserve">  • Red Flag: None</w:t>
+      </w:r>
+    </w:p>
+    <w:p/>
+    <w:p>
+      <w:r>
+        <w:rPr>
+          <w:b/>
+        </w:rPr>
+        <w:t>📝 Verdict:</w:t>
+      </w:r>
+    </w:p>
+    <w:p>
+      <w:pPr>
+        <w:ind w:left="360"/>
+      </w:pPr>
+      <w:r>
+        <w:t>Resilient omni-channel e-tailer navigating tariff headwinds via digital scaling and in-house brands; stabilized FY27 guidance (9-11%) shows tariff impact absorbed, but upside depends on macro recovery and digital penetration. Valuation (P/E 16-18x) is fair for a mid-single-digit grower; risk/reward is balanced, not compelling.</w:t>
+      </w:r>
+    </w:p>
+    <w:p/>
+    <w:p>
+      <w:r>
+        <w:rPr>
+          <w:b/>
+        </w:rPr>
+        <w:t>📈 Bull Case:</w:t>
+      </w:r>
+    </w:p>
+    <w:p>
+      <w:pPr>
+        <w:ind w:left="360"/>
+      </w:pPr>
+      <w:r>
+        <w:t>Vertically-integrated model (Jaipur manufacturing, own brands Encord, Ultra Italia) provides cost advantage and pricing power vs. pure e-commerce competitors</w:t>
+      </w:r>
+    </w:p>
+    <w:p>
+      <w:pPr>
+        <w:ind w:left="360"/>
+      </w:pPr>
+      <w:r>
+        <w:t>Digital scaling: 43% of B2C revenue from e-commerce (ShopLC.com, TJC.co.uk, MindfulSouls), room to reach 50%+ in 3-5 years; digital margins higher and less tariff-exposed than TV (TV airtime costs fixed, but viewership declining)</w:t>
+      </w:r>
+    </w:p>
+    <w:p>
+      <w:pPr>
+        <w:ind w:left="360"/>
+      </w:pPr>
+      <w:r>
+        <w:t>In-house brand scaling: 36% of B2C (up from 26% YoY), higher margin, own-brand loyalty, less commodity-like than third-party jewelry</w:t>
+      </w:r>
+    </w:p>
+    <w:p>
+      <w:pPr>
+        <w:ind w:left="360"/>
+      </w:pPr>
+      <w:r>
+        <w:t>Tariff strategy working: advance inventory planning, mix-shift to in-house brands, digital channel priority -- FY27 guidance 9-11% shows stabilization from prior-year tariff pressure; if tariffs ease or settle, upside to 12-15%</w:t>
+      </w:r>
+    </w:p>
+    <w:p>
+      <w:pPr>
+        <w:ind w:left="360"/>
+      </w:pPr>
+      <w:r>
+        <w:t>Fortress balance sheet: net cash Rs 174 Cr, no debt, can fund growth/buybacks/dividends without raising capital</w:t>
+      </w:r>
+    </w:p>
+    <w:p/>
+    <w:p>
+      <w:r>
+        <w:rPr>
+          <w:b/>
+        </w:rPr>
+        <w:t>📉 Bear Case:</w:t>
+      </w:r>
+    </w:p>
+    <w:p>
+      <w:pPr>
+        <w:ind w:left="360"/>
+      </w:pPr>
+      <w:r>
+        <w:t>Tariff sensitivity: US-China tariffs passed through to fashion jewelry imports; any tariff escalation (e.g., India to US duties, UK post-Brexit tariffs) could compress margins 2-3% or force price increases that dent volume</w:t>
+      </w:r>
+    </w:p>
+    <w:p>
+      <w:pPr>
+        <w:ind w:left="360"/>
+      </w:pPr>
+      <w:r>
+        <w:t>Discretionary spending slowdown: US/UK macro downturn would directly impact jewelry and lifestyle product demand; repeat customer rate (22 pieces/customer) shows volume dependency on spend propensity</w:t>
+      </w:r>
+    </w:p>
+    <w:p>
+      <w:pPr>
+        <w:ind w:left="360"/>
+      </w:pPr>
+      <w:r>
+        <w:t>TV channel headwinds: TV is still 50%+ of revenue; TV shopping viewership declining in developed markets; airtime costs may not fall proportionally, pressuring TV segment margins</w:t>
+      </w:r>
+    </w:p>
+    <w:p>
+      <w:pPr>
+        <w:ind w:left="360"/>
+      </w:pPr>
+      <w:r>
+        <w:t>Jewelry commodity risk: fashion jewelry is not defensible like luxury or investment jewelry; competition from e-commerce generalists (Amazon, eBay) and niche players (Etsy) rising</w:t>
+      </w:r>
+    </w:p>
+    <w:p>
+      <w:pPr>
+        <w:ind w:left="360"/>
+      </w:pPr>
+      <w:r>
+        <w:t>Currency headwinds: USD/GBP to INR depreciation (especially if US tariffs on India rise) would increase input costs; currently Jaipur manufacturing advantage partially offset by import duties on certain raw materials</w:t>
       </w:r>
     </w:p>
     <w:sectPr>
